--- a/source/nl/2-level-one.docx
+++ b/source/nl/2-level-one.docx
@@ -135,7 +135,7 @@
           <w:sz w:val="20"/>
           <w:szCs w:val="20"/>
         </w:rPr>
-        <w:t xml:space="preserve">Versie 2.1 — Augustus 2026</w:t>
+        <w:t xml:space="preserve">Versie 2.2 — September 2026</w:t>
       </w:r>
     </w:p>
     <w:p>
@@ -163,6 +163,105 @@
       <w:r>
         <w:t xml:space="preserve">Dit is Niveau Één. Het veronderstelt dat je de dingen van Niveau Nul gedaan hebt: Claude instellen, een taak draaien in Cowork, je bestanden terugvinden, een sessie beheren. Zo niet, lees eerst Niveau Nul — dit boek bouwt daarop voort.</w:t>
       </w:r>
+    </w:p>
+    <w:p>
+      <w:pPr>
+        <w:keepLines/>
+        <w:widowControl/>
+        <w:spacing w:after="100" w:line="262"/>
+      </w:pPr>
+      <w:r>
+        <w:rPr>
+          <w:b/>
+          <w:bCs/>
+        </w:rPr>
+        <w:t xml:space="preserve">Nog nooit een AI gebruikt?</w:t>
+      </w:r>
+      <w:r>
+        <w:t xml:space="preserve"> Begin met de gids van twee pagina's </w:t>
+      </w:r>
+      <w:r>
+        <w:rPr>
+          <w:b/>
+          <w:bCs/>
+        </w:rPr>
+        <w:t xml:space="preserve">Begin hier</w:t>
+      </w:r>
+      <w:r>
+        <w:t xml:space="preserve">, daarna Niveau Nul.</w:t>
+      </w:r>
+    </w:p>
+    <w:tbl>
+      <w:tblPr>
+        <w:tblW w:type="dxa" w:w="9026"/>
+      </w:tblPr>
+      <w:tblGrid>
+        <w:gridCol w:w="9026"/>
+      </w:tblGrid>
+      <w:tr>
+        <w:trPr>
+          <w:cantSplit/>
+        </w:trPr>
+        <w:tc>
+          <w:tcPr>
+            <w:tcW w:type="dxa" w:w="9026"/>
+            <w:tcBorders>
+              <w:top w:val="single" w:color="B7892B" w:sz="2"/>
+              <w:left w:val="single" w:color="B7892B" w:sz="18"/>
+              <w:bottom w:val="single" w:color="B7892B" w:sz="2"/>
+              <w:right w:val="single" w:color="B7892B" w:sz="2"/>
+            </w:tcBorders>
+            <w:shd w:fill="FFF6E0" w:val="clear"/>
+            <w:tcMar>
+              <w:top w:type="dxa" w:w="120"/>
+              <w:left w:type="dxa" w:w="200"/>
+              <w:bottom w:type="dxa" w:w="120"/>
+              <w:right w:type="dxa" w:w="160"/>
+            </w:tcMar>
+          </w:tcPr>
+          <w:p>
+            <w:pPr>
+              <w:keepNext/>
+              <w:spacing w:after="60"/>
+            </w:pPr>
+            <w:r>
+              <w:rPr>
+                <w:b/>
+                <w:bCs/>
+                <w:color w:val="B7892B"/>
+                <w:sz w:val="22"/>
+                <w:szCs w:val="22"/>
+              </w:rPr>
+              <w:t xml:space="preserve">Welk abonnement heb je nodig?</w:t>
+            </w:r>
+          </w:p>
+          <w:p>
+            <w:pPr>
+              <w:keepLines/>
+              <w:widowControl/>
+              <w:spacing w:after="60" w:line="262"/>
+            </w:pPr>
+            <w:r>
+              <w:t xml:space="preserve">Het grootste deel van Niveau Één gebruikt Cowork, Code, connectors en geplande taken. Die vragen een betaald abonnement (zie Niveau Nul, hoofdstuk 3).</w:t>
+            </w:r>
+          </w:p>
+          <w:p>
+            <w:pPr>
+              <w:keepLines/>
+              <w:widowControl/>
+              <w:spacing w:after="60" w:line="262"/>
+            </w:pPr>
+            <w:r>
+              <w:t xml:space="preserve">Hoofdstuk 1 (prompten) en hoofdstuk 5 (data en AVG) zijn nuttig met elk abonnement.</w:t>
+            </w:r>
+          </w:p>
+        </w:tc>
+      </w:tr>
+    </w:tbl>
+    <w:p>
+      <w:pPr>
+        <w:spacing w:after="80" w:line="120" w:lineRule="exact"/>
+      </w:pPr>
     </w:p>
     <w:p>
       <w:pPr>
@@ -375,7 +474,7 @@
                 <w:sz w:val="22"/>
                 <w:szCs w:val="22"/>
               </w:rPr>
-              <w:t xml:space="preserve">Wat is nieuw in versie 2.1</w:t>
+              <w:t xml:space="preserve">Wat is nieuw in versie 2.2</w:t>
             </w:r>
           </w:p>
           <w:p>
@@ -386,7 +485,7 @@
               <w:spacing w:after="100" w:line="262"/>
             </w:pPr>
             <w:r>
-              <w:t xml:space="preserve">Toegevoegd: « Record a skill » in Cowork (hoofdstuk 3) en Claude Design (hoofdstuk 10). Bijgewerkt: waar Projects nu leven in het nieuwe enkele home, en een herinnering dat modellen en schermen snel veranderen.</w:t>
+              <w:t xml:space="preserve">Toegevoegd: een korte uitleg van elk technisch woord waar het voor het eerst opduikt; een woordenlijst per thema; een noot over welk abonnement je nodig hebt. Bijgewerkt: vuistregels uit mijn eigen ervaring staan nu als ervaring aangeduid, niet als feit.</w:t>
             </w:r>
           </w:p>
         </w:tc>
@@ -402,6 +501,7 @@
         <w:pStyle w:val="Heading1"/>
         <w:keepNext/>
         <w:keepLines/>
+        <w:outlineLvl w:val="9"/>
       </w:pPr>
       <w:r>
         <w:t xml:space="preserve">Inhoudsopgave</w:t>
@@ -420,7 +520,13 @@
           </w:r>
         </w:p>
         <w:p>
+          <w:pPr>
+            <w:spacing w:before="0" w:after="0" w:line="20" w:lineRule="exact"/>
+          </w:pPr>
           <w:r>
+            <w:rPr>
+              <w:sz w:val="2"/>
+            </w:rPr>
             <w:fldChar w:fldCharType="end"/>
           </w:r>
         </w:p>
@@ -1089,7 +1195,7 @@
         <w:spacing w:after="100" w:line="262"/>
       </w:pPr>
       <w:r>
-        <w:t xml:space="preserve">Mik niet op de perfecte treffer in één keer. Vraag een klad, reageer, laat Claude bijstellen. Drie rondes « goed, maar korter en minder formeel » verslaan dertig minuten aan de perfecte prompt sleutelen.</w:t>
+        <w:t xml:space="preserve">Mik niet op de perfecte treffer in één keer. Vraag een klad, reageer, laat Claude bijstellen. In mijn ervaring verslaan drie rondes « goed, maar korter en minder formeel » dertig minuten aan de perfecte prompt sleutelen.</w:t>
       </w:r>
     </w:p>
     <w:p>
@@ -1180,7 +1286,7 @@
         <w:spacing w:after="100" w:line="262"/>
       </w:pPr>
       <w:r>
-        <w:t xml:space="preserve">Instructies zijn geen documentatie — het is het minimum dat Claude belet af te dwalen. Vijf tot acht regels:</w:t>
+        <w:t xml:space="preserve">Instructies zijn geen documentatie — het is het minimum dat Claude belet af te dwalen. In mijn ervaring volstaan vijf tot acht regels:</w:t>
       </w:r>
     </w:p>
     <w:p>
@@ -1306,7 +1412,7 @@
               <w:spacing w:after="100" w:line="262"/>
             </w:pPr>
             <w:r>
-              <w:t xml:space="preserve">Meer bestanden betekent geen betere antwoorden — wel meer ruis om te filteren. Stuur stalen van goed werk en je sjablonen, niet je hele archief. Als een antwoord afdwaalt, is het vaak te veel bestanden, niet te weinig.</w:t>
+              <w:t xml:space="preserve">Meer bestanden betekent geen betere antwoorden — wel meer ruis om te filteren. Stuur stalen van goed werk en je sjablonen, niet je hele archief. In mijn ervaring: als een antwoord afdwaalt, is het vaak te veel bestanden, niet te weinig.</w:t>
             </w:r>
           </w:p>
         </w:tc>
@@ -1697,7 +1803,7 @@
         <w:t xml:space="preserve">De ingebouwde integraties van Anthropic </w:t>
       </w:r>
       <w:r>
-        <w:t xml:space="preserve">— eerste partij (Gmail, Drive, GitHub, Slack…).</w:t>
+        <w:t xml:space="preserve">— eerste partij, gemaakt door Anthropic zelf (Gmail, Drive, GitHub, Slack…).</w:t>
       </w:r>
     </w:p>
     <w:p>
@@ -1720,7 +1826,7 @@
         <w:t xml:space="preserve">De connectors uit de directory </w:t>
       </w:r>
       <w:r>
-        <w:t xml:space="preserve">— derde partij, maar onderzocht en gevalideerd door Anthropic vóór ze worden vermeld.</w:t>
+        <w:t xml:space="preserve">— derde partij (gemaakt door andere bedrijven), maar onderzocht en gevalideerd door Anthropic vóór ze worden vermeld.</w:t>
       </w:r>
     </w:p>
     <w:p>
@@ -1764,7 +1870,7 @@
         <w:spacing w:after="100" w:line="262"/>
       </w:pPr>
       <w:r>
-        <w:t xml:space="preserve">Begin alleen-lezen. Vraag om de ongelezen mail van vandaag samen te vatten, of de vergaderingen van de week te lijsten, voordat je Claude laat versturen of wijzigen. Bouw vertrouwen op onschuldige taken, en breid dan uit.</w:t>
+        <w:t xml:space="preserve">Begin alleen-lezen (Claude mag kijken, maar niets versturen of wijzigen). Vraag om de ongelezen mail van vandaag samen te vatten, of de vergaderingen van de week te lijsten, voordat je Claude laat versturen of wijzigen. Bouw vertrouwen op onschuldige taken, en breid dan uit.</w:t>
       </w:r>
     </w:p>
     <w:p>
@@ -1785,7 +1891,7 @@
         <w:spacing w:after="100" w:line="262"/>
       </w:pPr>
       <w:r>
-        <w:t xml:space="preserve">Zodra Claude echte bedrijfsdata raakt — via een connector, een geplakt document of een map — wordt gegevensbescherming jouw verantwoordelijkheid. Dit hoofdstuk is praktische bewustwording, geen juridisch advies; bij twijfel, vraag je functionaris voor gegevensbescherming (DPO).</w:t>
+        <w:t xml:space="preserve">Zodra Claude echte bedrijfsdata raakt — via een connector, een geplakt document of een map — wordt gegevensbescherming jouw verantwoordelijkheid. Dit hoofdstuk is praktische bewustwording, geen juridisch advies; bij twijfel, vraag je functionaris voor gegevensbescherming (DPO: de persoon in je organisatie die verantwoordelijk is voor persoonsgegevens).</w:t>
       </w:r>
     </w:p>
     <w:p>
@@ -1859,7 +1965,7 @@
         <w:spacing w:after="46" w:line="258"/>
       </w:pPr>
       <w:r>
-        <w:t xml:space="preserve">Kan ik anonimiseren of afschermen en toch het resultaat krijgen?</w:t>
+        <w:t xml:space="preserve">Kan ik anonimiseren of afschermen (namen en details weghalen die mensen herkenbaar maken) en toch het resultaat krijgen?</w:t>
       </w:r>
     </w:p>
     <w:p>
@@ -2034,7 +2140,7 @@
               <w:spacing w:after="100" w:line="262"/>
             </w:pPr>
             <w:r>
-              <w:t xml:space="preserve">Chat, Cowork en Code sturen je inhoud allemaal naar Anthropic's servers. Claude draait niet op je computer, en geen instelling houdt je data lokaal. Je KUNT het gebruik van je gesprekken om de modellen te trainen uitzetten (Settings, Privacy), wat ook de bewaring verkort. Team-, Enterprise- en API-accounts trainen standaard niet op je data. Voor echt lokale, offline AI heb je een ander, zelf-gehost model nodig — niet Claude.</w:t>
+              <w:t xml:space="preserve">Chat, Cowork en Code sturen je inhoud allemaal naar Anthropic's servers. Claude draait niet op je computer, en geen instelling houdt je data lokaal. Je KUNT het gebruik van je gesprekken om de modellen te trainen uitzetten (Settings, Privacy), wat ook de bewaring verkort (hoe lang je gegevens bewaard blijven). Team-, Enterprise- en API-accounts trainen standaard niet op je data. Voor echt lokale, offline AI heb je een ander, zelf-gehost model nodig — niet Claude.</w:t>
             </w:r>
           </w:p>
         </w:tc>
@@ -2427,7 +2533,7 @@
         <w:t xml:space="preserve">Met meerderen aan dezelfde bestanden? </w:t>
       </w:r>
       <w:r>
-        <w:t xml:space="preserve">Git voor code; een SharePoint- of Drive-bibliotheek voor documenten.</w:t>
+        <w:t xml:space="preserve">Git voor code; een SharePoint- (de gedeelde documentbibliotheek van Microsoft) of Drive-bibliotheek voor documenten.</w:t>
       </w:r>
     </w:p>
     <w:p>
@@ -2448,7 +2554,7 @@
         <w:spacing w:after="100" w:line="262"/>
       </w:pPr>
       <w:r>
-        <w:t xml:space="preserve">Wat je ook kiest, richt Cowork of Code op een nette map met een vanzelfsprekende vorm: bronbestanden, een plek voor de output, een notitie- of README-bestand, en niets vreemds. Een nette map maakt Claude sneller en je collega's geruster.</w:t>
+        <w:t xml:space="preserve">Wat je ook kiest, richt Cowork of Code op een nette map met een vanzelfsprekende vorm: bronbestanden, een plek voor de output, een notitie- of README-bestand (een korte tekst die het project uitlegt), en niets vreemds. Een nette map maakt Claude sneller en je collega's geruster.</w:t>
       </w:r>
     </w:p>
     <w:p>
@@ -3338,7 +3444,7 @@
         <w:t xml:space="preserve">Alle permissies negeren </w:t>
       </w:r>
       <w:r>
-        <w:t xml:space="preserve">(snelle « vibe »-modus): alleen in een aparte map, met Git-back-up, vervangbaar — nooit je persoonlijke map.</w:t>
+        <w:t xml:space="preserve">(snelle « vibe »-modus): alleen in een aparte map, met Git-back-up, vervangbaar — nooit je persoonlijke map (je hele gebruikersmap).</w:t>
       </w:r>
     </w:p>
     <w:p>
@@ -3401,7 +3507,7 @@
         <w:spacing w:after="100" w:line="262"/>
       </w:pPr>
       <w:r>
-        <w:t xml:space="preserve">Een neef van Code, in 2026 gelanceerd als research preview op </w:t>
+        <w:t xml:space="preserve">Een neef van Code, in 2026 gelanceerd als research preview (een vroege testversie) op </w:t>
       </w:r>
       <w:r>
         <w:rPr>
@@ -3410,7 +3516,7 @@
         <w:t xml:space="preserve">claude.ai/design</w:t>
       </w:r>
       <w:r>
-        <w:t xml:space="preserve">, bouwt Claude Design het uiterlijk van dingen — mock-ups, landingspagina's, eenvoudige websites en presentaties — uit een gewone beschrijving. Anders dan een beeldgenerator maakt het het echte ding: een werkende lay-out met knoppen waarop je echt kunt klikken, geen plaatje van een knop. Gebruik het wanneer je een pagina of een ontwerp wilt in plaats van software. Op Pro, Max, Team en Enterprise; als research preview zal het blijven veranderen.</w:t>
+        <w:t xml:space="preserve">, bouwt Claude Design het uiterlijk van dingen — mock-ups (eerste schetsen van een scherm), landingspagina's, eenvoudige websites en presentaties — uit een gewone beschrijving. Anders dan een beeldgenerator maakt het het echte ding: een werkende lay-out met knoppen waarop je echt kunt klikken, geen plaatje van een knop. Gebruik het wanneer je een pagina of een ontwerp wilt in plaats van software. Op Pro, Max, Team en Enterprise; als research preview zal het blijven veranderen.</w:t>
       </w:r>
     </w:p>
     <w:p>
@@ -4005,7 +4111,7 @@
                 <w:sz w:val="21"/>
                 <w:szCs w:val="21"/>
               </w:rPr>
-              <w:t xml:space="preserve">Verbinden met een server of Pi en er bestanden naartoe kopiëren.</w:t>
+              <w:t xml:space="preserve">Verbinden met een server of een Raspberry Pi (een kleine, goedkope computer) en er bestanden naartoe kopiëren.</w:t>
             </w:r>
           </w:p>
         </w:tc>
@@ -4381,6 +4487,23 @@
         <w:t xml:space="preserve">Woordenlijst van nieuwe termen</w:t>
       </w:r>
     </w:p>
+    <w:p>
+      <w:pPr>
+        <w:keepNext/>
+        <w:keepLines/>
+        <w:spacing w:before="160" w:after="60"/>
+      </w:pPr>
+      <w:r>
+        <w:rPr>
+          <w:b/>
+          <w:bCs/>
+          <w:color w:val="1F3A5F"/>
+          <w:sz w:val="24"/>
+          <w:szCs w:val="24"/>
+        </w:rPr>
+        <w:t xml:space="preserve">Prompten en projecten</w:t>
+      </w:r>
+    </w:p>
     <w:tbl>
       <w:tblPr>
         <w:tblW w:type="dxa" w:w="9026"/>
@@ -4394,8 +4517,8 @@
         </w:tblBorders>
       </w:tblPr>
       <w:tblGrid>
-        <w:gridCol w:w="2600"/>
-        <w:gridCol w:w="6426"/>
+        <w:gridCol w:w="2300"/>
+        <w:gridCol w:w="6726"/>
       </w:tblGrid>
       <w:tr>
         <w:trPr>
@@ -4404,16 +4527,20 @@
         </w:trPr>
         <w:tc>
           <w:tcPr>
-            <w:tcW w:type="dxa" w:w="2600"/>
+            <w:tcW w:type="dxa" w:w="2300"/>
             <w:shd w:fill="1F3A5F" w:val="clear"/>
             <w:tcMar>
-              <w:top w:type="dxa" w:w="80"/>
-              <w:left w:type="dxa" w:w="120"/>
-              <w:bottom w:type="dxa" w:w="80"/>
-              <w:right w:type="dxa" w:w="120"/>
-            </w:tcMar>
-          </w:tcPr>
-          <w:p>
+              <w:top w:type="dxa" w:w="70"/>
+              <w:left w:type="dxa" w:w="120"/>
+              <w:bottom w:type="dxa" w:w="70"/>
+              <w:right w:type="dxa" w:w="120"/>
+            </w:tcMar>
+          </w:tcPr>
+          <w:p>
+            <w:pPr>
+              <w:keepNext/>
+              <w:spacing w:after="0"/>
+            </w:pPr>
             <w:r>
               <w:rPr>
                 <w:b/>
@@ -4428,16 +4555,20 @@
         </w:tc>
         <w:tc>
           <w:tcPr>
-            <w:tcW w:type="dxa" w:w="6426"/>
+            <w:tcW w:type="dxa" w:w="6726"/>
             <w:shd w:fill="1F3A5F" w:val="clear"/>
             <w:tcMar>
-              <w:top w:type="dxa" w:w="80"/>
-              <w:left w:type="dxa" w:w="120"/>
-              <w:bottom w:type="dxa" w:w="80"/>
-              <w:right w:type="dxa" w:w="120"/>
-            </w:tcMar>
-          </w:tcPr>
-          <w:p>
+              <w:top w:type="dxa" w:w="70"/>
+              <w:left w:type="dxa" w:w="120"/>
+              <w:bottom w:type="dxa" w:w="70"/>
+              <w:right w:type="dxa" w:w="120"/>
+            </w:tcMar>
+          </w:tcPr>
+          <w:p>
+            <w:pPr>
+              <w:keepNext/>
+              <w:spacing w:after="0"/>
+            </w:pPr>
             <w:r>
               <w:rPr>
                 <w:b/>
@@ -4457,7 +4588,7 @@
         </w:trPr>
         <w:tc>
           <w:tcPr>
-            <w:tcW w:type="dxa" w:w="2600"/>
+            <w:tcW w:type="dxa" w:w="2300"/>
             <w:shd w:fill="EDF2F7" w:val="clear"/>
             <w:tcMar>
               <w:top w:type="dxa" w:w="70"/>
@@ -4467,18 +4598,21 @@
             </w:tcMar>
           </w:tcPr>
           <w:p>
-            <w:r>
-              <w:rPr>
-                <w:sz w:val="21"/>
-                <w:szCs w:val="21"/>
-              </w:rPr>
-              <w:t xml:space="preserve">Repository (repo)</w:t>
-            </w:r>
-          </w:p>
-        </w:tc>
-        <w:tc>
-          <w:tcPr>
-            <w:tcW w:type="dxa" w:w="6426"/>
+            <w:pPr>
+              <w:spacing w:after="0"/>
+            </w:pPr>
+            <w:r>
+              <w:rPr>
+                <w:sz w:val="21"/>
+                <w:szCs w:val="21"/>
+              </w:rPr>
+              <w:t xml:space="preserve">Anti-stijlbestand</w:t>
+            </w:r>
+          </w:p>
+        </w:tc>
+        <w:tc>
+          <w:tcPr>
+            <w:tcW w:type="dxa" w:w="6726"/>
             <w:shd w:fill="EDF2F7" w:val="clear"/>
             <w:tcMar>
               <w:top w:type="dxa" w:w="70"/>
@@ -4488,12 +4622,15 @@
             </w:tcMar>
           </w:tcPr>
           <w:p>
-            <w:r>
-              <w:rPr>
-                <w:sz w:val="21"/>
-                <w:szCs w:val="21"/>
-              </w:rPr>
-              <w:t xml:space="preserve">Een projectmap plus heel zijn geschiedenis van opnamen, beheerd door Git.</w:t>
+            <w:pPr>
+              <w:spacing w:after="0"/>
+            </w:pPr>
+            <w:r>
+              <w:rPr>
+                <w:sz w:val="21"/>
+                <w:szCs w:val="21"/>
+              </w:rPr>
+              <w:t xml:space="preserve">Een korte lijst woorden en wendingen die Claude nooit mag gebruiken.</w:t>
             </w:r>
           </w:p>
         </w:tc>
@@ -4504,7 +4641,7 @@
         </w:trPr>
         <w:tc>
           <w:tcPr>
-            <w:tcW w:type="dxa" w:w="2600"/>
+            <w:tcW w:type="dxa" w:w="2300"/>
             <w:shd w:fill="FFFFFF" w:val="clear"/>
             <w:tcMar>
               <w:top w:type="dxa" w:w="70"/>
@@ -4514,18 +4651,21 @@
             </w:tcMar>
           </w:tcPr>
           <w:p>
-            <w:r>
-              <w:rPr>
-                <w:sz w:val="21"/>
-                <w:szCs w:val="21"/>
-              </w:rPr>
-              <w:t xml:space="preserve">Commit</w:t>
-            </w:r>
-          </w:p>
-        </w:tc>
-        <w:tc>
-          <w:tcPr>
-            <w:tcW w:type="dxa" w:w="6426"/>
+            <w:pPr>
+              <w:spacing w:after="0"/>
+            </w:pPr>
+            <w:r>
+              <w:rPr>
+                <w:sz w:val="21"/>
+                <w:szCs w:val="21"/>
+              </w:rPr>
+              <w:t xml:space="preserve">Projectinstructies</w:t>
+            </w:r>
+          </w:p>
+        </w:tc>
+        <w:tc>
+          <w:tcPr>
+            <w:tcW w:type="dxa" w:w="6726"/>
             <w:shd w:fill="FFFFFF" w:val="clear"/>
             <w:tcMar>
               <w:top w:type="dxa" w:w="70"/>
@@ -4535,12 +4675,15 @@
             </w:tcMar>
           </w:tcPr>
           <w:p>
-            <w:r>
-              <w:rPr>
-                <w:sz w:val="21"/>
-                <w:szCs w:val="21"/>
-              </w:rPr>
-              <w:t xml:space="preserve">Een opgeslagen opname, met een kort bericht dat de wijziging beschrijft.</w:t>
+            <w:pPr>
+              <w:spacing w:after="0"/>
+            </w:pPr>
+            <w:r>
+              <w:rPr>
+                <w:sz w:val="21"/>
+                <w:szCs w:val="21"/>
+              </w:rPr>
+              <w:t xml:space="preserve">Vijf tot acht regels die Claude zeggen waarvoor een project dient en hoe te werken.</w:t>
             </w:r>
           </w:p>
         </w:tc>
@@ -4551,7 +4694,7 @@
         </w:trPr>
         <w:tc>
           <w:tcPr>
-            <w:tcW w:type="dxa" w:w="2600"/>
+            <w:tcW w:type="dxa" w:w="2300"/>
             <w:shd w:fill="EDF2F7" w:val="clear"/>
             <w:tcMar>
               <w:top w:type="dxa" w:w="70"/>
@@ -4561,18 +4704,21 @@
             </w:tcMar>
           </w:tcPr>
           <w:p>
-            <w:r>
-              <w:rPr>
-                <w:sz w:val="21"/>
-                <w:szCs w:val="21"/>
-              </w:rPr>
-              <w:t xml:space="preserve">Push / Pull</w:t>
-            </w:r>
-          </w:p>
-        </w:tc>
-        <w:tc>
-          <w:tcPr>
-            <w:tcW w:type="dxa" w:w="6426"/>
+            <w:pPr>
+              <w:spacing w:after="0"/>
+            </w:pPr>
+            <w:r>
+              <w:rPr>
+                <w:sz w:val="21"/>
+                <w:szCs w:val="21"/>
+              </w:rPr>
+              <w:t xml:space="preserve">Skill</w:t>
+            </w:r>
+          </w:p>
+        </w:tc>
+        <w:tc>
+          <w:tcPr>
+            <w:tcW w:type="dxa" w:w="6726"/>
             <w:shd w:fill="EDF2F7" w:val="clear"/>
             <w:tcMar>
               <w:top w:type="dxa" w:w="70"/>
@@ -4582,12 +4728,15 @@
             </w:tcMar>
           </w:tcPr>
           <w:p>
-            <w:r>
-              <w:rPr>
-                <w:sz w:val="21"/>
-                <w:szCs w:val="21"/>
-              </w:rPr>
-              <w:t xml:space="preserve">Je commits naar de online kopie sturen / die van anderen ophalen.</w:t>
+            <w:pPr>
+              <w:spacing w:after="0"/>
+            </w:pPr>
+            <w:r>
+              <w:rPr>
+                <w:sz w:val="21"/>
+                <w:szCs w:val="21"/>
+              </w:rPr>
+              <w:t xml:space="preserve">Een herbruikbaar instructiebestand (SKILL.md) dat Claude één taak leert.</w:t>
             </w:r>
           </w:p>
         </w:tc>
@@ -4598,7 +4747,7 @@
         </w:trPr>
         <w:tc>
           <w:tcPr>
-            <w:tcW w:type="dxa" w:w="2600"/>
+            <w:tcW w:type="dxa" w:w="2300"/>
             <w:shd w:fill="FFFFFF" w:val="clear"/>
             <w:tcMar>
               <w:top w:type="dxa" w:w="70"/>
@@ -4608,18 +4757,21 @@
             </w:tcMar>
           </w:tcPr>
           <w:p>
-            <w:r>
-              <w:rPr>
-                <w:sz w:val="21"/>
-                <w:szCs w:val="21"/>
-              </w:rPr>
-              <w:t xml:space="preserve">Branch (tak)</w:t>
-            </w:r>
-          </w:p>
-        </w:tc>
-        <w:tc>
-          <w:tcPr>
-            <w:tcW w:type="dxa" w:w="6426"/>
+            <w:pPr>
+              <w:spacing w:after="0"/>
+            </w:pPr>
+            <w:r>
+              <w:rPr>
+                <w:sz w:val="21"/>
+                <w:szCs w:val="21"/>
+              </w:rPr>
+              <w:t xml:space="preserve">Record a skill</w:t>
+            </w:r>
+          </w:p>
+        </w:tc>
+        <w:tc>
+          <w:tcPr>
+            <w:tcW w:type="dxa" w:w="6726"/>
             <w:shd w:fill="FFFFFF" w:val="clear"/>
             <w:tcMar>
               <w:top w:type="dxa" w:w="70"/>
@@ -4629,12 +4781,116 @@
             </w:tcMar>
           </w:tcPr>
           <w:p>
-            <w:r>
-              <w:rPr>
-                <w:sz w:val="21"/>
-                <w:szCs w:val="21"/>
-              </w:rPr>
-              <w:t xml:space="preserve">Een veilig zijspoor om iets te proberen zonder de hoofdversie te raken.</w:t>
+            <w:pPr>
+              <w:spacing w:after="0"/>
+            </w:pPr>
+            <w:r>
+              <w:rPr>
+                <w:sz w:val="21"/>
+                <w:szCs w:val="21"/>
+              </w:rPr>
+              <w:t xml:space="preserve">Toon een taak één keer op je scherm; Claude maakt van de demonstratie een skill.</w:t>
+            </w:r>
+          </w:p>
+        </w:tc>
+      </w:tr>
+    </w:tbl>
+    <w:p>
+      <w:pPr>
+        <w:spacing w:after="80" w:line="120" w:lineRule="exact"/>
+      </w:pPr>
+    </w:p>
+    <w:p>
+      <w:pPr>
+        <w:keepNext/>
+        <w:keepLines/>
+        <w:spacing w:before="160" w:after="60"/>
+      </w:pPr>
+      <w:r>
+        <w:rPr>
+          <w:b/>
+          <w:bCs/>
+          <w:color w:val="1F3A5F"/>
+          <w:sz w:val="24"/>
+          <w:szCs w:val="24"/>
+        </w:rPr>
+        <w:t xml:space="preserve">Verbinden en data</w:t>
+      </w:r>
+    </w:p>
+    <w:tbl>
+      <w:tblPr>
+        <w:tblW w:type="dxa" w:w="9026"/>
+        <w:tblBorders>
+          <w:top w:val="single" w:color="CCCCCC" w:sz="1"/>
+          <w:left w:val="single" w:color="CCCCCC" w:sz="1"/>
+          <w:bottom w:val="single" w:color="CCCCCC" w:sz="1"/>
+          <w:right w:val="single" w:color="CCCCCC" w:sz="1"/>
+          <w:insideH w:val="single" w:color="CCCCCC" w:sz="1"/>
+          <w:insideV w:val="single" w:color="CCCCCC" w:sz="1"/>
+        </w:tblBorders>
+      </w:tblPr>
+      <w:tblGrid>
+        <w:gridCol w:w="2300"/>
+        <w:gridCol w:w="6726"/>
+      </w:tblGrid>
+      <w:tr>
+        <w:trPr>
+          <w:cantSplit/>
+          <w:tblHeader/>
+        </w:trPr>
+        <w:tc>
+          <w:tcPr>
+            <w:tcW w:type="dxa" w:w="2300"/>
+            <w:shd w:fill="1F3A5F" w:val="clear"/>
+            <w:tcMar>
+              <w:top w:type="dxa" w:w="70"/>
+              <w:left w:type="dxa" w:w="120"/>
+              <w:bottom w:type="dxa" w:w="70"/>
+              <w:right w:type="dxa" w:w="120"/>
+            </w:tcMar>
+          </w:tcPr>
+          <w:p>
+            <w:pPr>
+              <w:keepNext/>
+              <w:spacing w:after="0"/>
+            </w:pPr>
+            <w:r>
+              <w:rPr>
+                <w:b/>
+                <w:bCs/>
+                <w:color w:val="FFFFFF"/>
+                <w:sz w:val="21"/>
+                <w:szCs w:val="21"/>
+              </w:rPr>
+              <w:t xml:space="preserve">Term</w:t>
+            </w:r>
+          </w:p>
+        </w:tc>
+        <w:tc>
+          <w:tcPr>
+            <w:tcW w:type="dxa" w:w="6726"/>
+            <w:shd w:fill="1F3A5F" w:val="clear"/>
+            <w:tcMar>
+              <w:top w:type="dxa" w:w="70"/>
+              <w:left w:type="dxa" w:w="120"/>
+              <w:bottom w:type="dxa" w:w="70"/>
+              <w:right w:type="dxa" w:w="120"/>
+            </w:tcMar>
+          </w:tcPr>
+          <w:p>
+            <w:pPr>
+              <w:keepNext/>
+              <w:spacing w:after="0"/>
+            </w:pPr>
+            <w:r>
+              <w:rPr>
+                <w:b/>
+                <w:bCs/>
+                <w:color w:val="FFFFFF"/>
+                <w:sz w:val="21"/>
+                <w:szCs w:val="21"/>
+              </w:rPr>
+              <w:t xml:space="preserve">In gewone woorden</w:t>
             </w:r>
           </w:p>
         </w:tc>
@@ -4645,7 +4901,7 @@
         </w:trPr>
         <w:tc>
           <w:tcPr>
-            <w:tcW w:type="dxa" w:w="2600"/>
+            <w:tcW w:type="dxa" w:w="2300"/>
             <w:shd w:fill="EDF2F7" w:val="clear"/>
             <w:tcMar>
               <w:top w:type="dxa" w:w="70"/>
@@ -4655,18 +4911,21 @@
             </w:tcMar>
           </w:tcPr>
           <w:p>
-            <w:r>
-              <w:rPr>
-                <w:sz w:val="21"/>
-                <w:szCs w:val="21"/>
-              </w:rPr>
-              <w:t xml:space="preserve">Merge conflict</w:t>
-            </w:r>
-          </w:p>
-        </w:tc>
-        <w:tc>
-          <w:tcPr>
-            <w:tcW w:type="dxa" w:w="6426"/>
+            <w:pPr>
+              <w:spacing w:after="0"/>
+            </w:pPr>
+            <w:r>
+              <w:rPr>
+                <w:sz w:val="21"/>
+                <w:szCs w:val="21"/>
+              </w:rPr>
+              <w:t xml:space="preserve">Connector</w:t>
+            </w:r>
+          </w:p>
+        </w:tc>
+        <w:tc>
+          <w:tcPr>
+            <w:tcW w:type="dxa" w:w="6726"/>
             <w:shd w:fill="EDF2F7" w:val="clear"/>
             <w:tcMar>
               <w:top w:type="dxa" w:w="70"/>
@@ -4676,12 +4935,15 @@
             </w:tcMar>
           </w:tcPr>
           <w:p>
-            <w:r>
-              <w:rPr>
-                <w:sz w:val="21"/>
-                <w:szCs w:val="21"/>
-              </w:rPr>
-              <w:t xml:space="preserve">Wanneer twee mensen dezelfde regels veranderden; Git vraagt wat te houden. Routine.</w:t>
+            <w:pPr>
+              <w:spacing w:after="0"/>
+            </w:pPr>
+            <w:r>
+              <w:rPr>
+                <w:sz w:val="21"/>
+                <w:szCs w:val="21"/>
+              </w:rPr>
+              <w:t xml:space="preserve">Een beveiligde brug tussen Claude en een andere app, zoals mail of agenda.</w:t>
             </w:r>
           </w:p>
         </w:tc>
@@ -4692,7 +4954,7 @@
         </w:trPr>
         <w:tc>
           <w:tcPr>
-            <w:tcW w:type="dxa" w:w="2600"/>
+            <w:tcW w:type="dxa" w:w="2300"/>
             <w:shd w:fill="FFFFFF" w:val="clear"/>
             <w:tcMar>
               <w:top w:type="dxa" w:w="70"/>
@@ -4702,18 +4964,21 @@
             </w:tcMar>
           </w:tcPr>
           <w:p>
-            <w:r>
-              <w:rPr>
-                <w:sz w:val="21"/>
-                <w:szCs w:val="21"/>
-              </w:rPr>
-              <w:t xml:space="preserve">Pull request</w:t>
-            </w:r>
-          </w:p>
-        </w:tc>
-        <w:tc>
-          <w:tcPr>
-            <w:tcW w:type="dxa" w:w="6426"/>
+            <w:pPr>
+              <w:spacing w:after="0"/>
+            </w:pPr>
+            <w:r>
+              <w:rPr>
+                <w:sz w:val="21"/>
+                <w:szCs w:val="21"/>
+              </w:rPr>
+              <w:t xml:space="preserve">MCP</w:t>
+            </w:r>
+          </w:p>
+        </w:tc>
+        <w:tc>
+          <w:tcPr>
+            <w:tcW w:type="dxa" w:w="6726"/>
             <w:shd w:fill="FFFFFF" w:val="clear"/>
             <w:tcMar>
               <w:top w:type="dxa" w:w="70"/>
@@ -4723,12 +4988,15 @@
             </w:tcMar>
           </w:tcPr>
           <w:p>
-            <w:r>
-              <w:rPr>
-                <w:sz w:val="21"/>
-                <w:szCs w:val="21"/>
-              </w:rPr>
-              <w:t xml:space="preserve">Een verzoek om je branch samen te voegen, meestal eerst gereviewd.</w:t>
+            <w:pPr>
+              <w:spacing w:after="0"/>
+            </w:pPr>
+            <w:r>
+              <w:rPr>
+                <w:sz w:val="21"/>
+                <w:szCs w:val="21"/>
+              </w:rPr>
+              <w:t xml:space="preserve">De gedeelde standaard (Model Context Protocol) die connectors gebruiken.</w:t>
             </w:r>
           </w:p>
         </w:tc>
@@ -4739,7 +5007,7 @@
         </w:trPr>
         <w:tc>
           <w:tcPr>
-            <w:tcW w:type="dxa" w:w="2600"/>
+            <w:tcW w:type="dxa" w:w="2300"/>
             <w:shd w:fill="EDF2F7" w:val="clear"/>
             <w:tcMar>
               <w:top w:type="dxa" w:w="70"/>
@@ -4749,18 +5017,21 @@
             </w:tcMar>
           </w:tcPr>
           <w:p>
-            <w:r>
-              <w:rPr>
-                <w:sz w:val="21"/>
-                <w:szCs w:val="21"/>
-              </w:rPr>
-              <w:t xml:space="preserve">GitHub / GitLab</w:t>
-            </w:r>
-          </w:p>
-        </w:tc>
-        <w:tc>
-          <w:tcPr>
-            <w:tcW w:type="dxa" w:w="6426"/>
+            <w:pPr>
+              <w:spacing w:after="0"/>
+            </w:pPr>
+            <w:r>
+              <w:rPr>
+                <w:sz w:val="21"/>
+                <w:szCs w:val="21"/>
+              </w:rPr>
+              <w:t xml:space="preserve">Eerste / derde partij</w:t>
+            </w:r>
+          </w:p>
+        </w:tc>
+        <w:tc>
+          <w:tcPr>
+            <w:tcW w:type="dxa" w:w="6726"/>
             <w:shd w:fill="EDF2F7" w:val="clear"/>
             <w:tcMar>
               <w:top w:type="dxa" w:w="70"/>
@@ -4770,12 +5041,15 @@
             </w:tcMar>
           </w:tcPr>
           <w:p>
-            <w:r>
-              <w:rPr>
-                <w:sz w:val="21"/>
-                <w:szCs w:val="21"/>
-              </w:rPr>
-              <w:t xml:space="preserve">Sites die de gedeelde kopie van een Git-repo hosten.</w:t>
+            <w:pPr>
+              <w:spacing w:after="0"/>
+            </w:pPr>
+            <w:r>
+              <w:rPr>
+                <w:sz w:val="21"/>
+                <w:szCs w:val="21"/>
+              </w:rPr>
+              <w:t xml:space="preserve">Gemaakt door Anthropic zelf / gemaakt door een ander bedrijf.</w:t>
             </w:r>
           </w:p>
         </w:tc>
@@ -4786,7 +5060,7 @@
         </w:trPr>
         <w:tc>
           <w:tcPr>
-            <w:tcW w:type="dxa" w:w="2600"/>
+            <w:tcW w:type="dxa" w:w="2300"/>
             <w:shd w:fill="FFFFFF" w:val="clear"/>
             <w:tcMar>
               <w:top w:type="dxa" w:w="70"/>
@@ -4796,18 +5070,21 @@
             </w:tcMar>
           </w:tcPr>
           <w:p>
-            <w:r>
-              <w:rPr>
-                <w:sz w:val="21"/>
-                <w:szCs w:val="21"/>
-              </w:rPr>
-              <w:t xml:space="preserve">CLAUDE.md</w:t>
-            </w:r>
-          </w:p>
-        </w:tc>
-        <w:tc>
-          <w:tcPr>
-            <w:tcW w:type="dxa" w:w="6426"/>
+            <w:pPr>
+              <w:spacing w:after="0"/>
+            </w:pPr>
+            <w:r>
+              <w:rPr>
+                <w:sz w:val="21"/>
+                <w:szCs w:val="21"/>
+              </w:rPr>
+              <w:t xml:space="preserve">Alleen-lezen</w:t>
+            </w:r>
+          </w:p>
+        </w:tc>
+        <w:tc>
+          <w:tcPr>
+            <w:tcW w:type="dxa" w:w="6726"/>
             <w:shd w:fill="FFFFFF" w:val="clear"/>
             <w:tcMar>
               <w:top w:type="dxa" w:w="70"/>
@@ -4817,12 +5094,15 @@
             </w:tcMar>
           </w:tcPr>
           <w:p>
-            <w:r>
-              <w:rPr>
-                <w:sz w:val="21"/>
-                <w:szCs w:val="21"/>
-              </w:rPr>
-              <w:t xml:space="preserve">Een bestand aan de wortel van een Code-project dat Claude zegt hoe het werkt.</w:t>
+            <w:pPr>
+              <w:spacing w:after="0"/>
+            </w:pPr>
+            <w:r>
+              <w:rPr>
+                <w:sz w:val="21"/>
+                <w:szCs w:val="21"/>
+              </w:rPr>
+              <w:t xml:space="preserve">Claude mag kijken, maar niets versturen of wijzigen.</w:t>
             </w:r>
           </w:p>
         </w:tc>
@@ -4833,7 +5113,7 @@
         </w:trPr>
         <w:tc>
           <w:tcPr>
-            <w:tcW w:type="dxa" w:w="2600"/>
+            <w:tcW w:type="dxa" w:w="2300"/>
             <w:shd w:fill="EDF2F7" w:val="clear"/>
             <w:tcMar>
               <w:top w:type="dxa" w:w="70"/>
@@ -4843,18 +5123,21 @@
             </w:tcMar>
           </w:tcPr>
           <w:p>
-            <w:r>
-              <w:rPr>
-                <w:sz w:val="21"/>
-                <w:szCs w:val="21"/>
-              </w:rPr>
-              <w:t xml:space="preserve">MCP</w:t>
-            </w:r>
-          </w:p>
-        </w:tc>
-        <w:tc>
-          <w:tcPr>
-            <w:tcW w:type="dxa" w:w="6426"/>
+            <w:pPr>
+              <w:spacing w:after="0"/>
+            </w:pPr>
+            <w:r>
+              <w:rPr>
+                <w:sz w:val="21"/>
+                <w:szCs w:val="21"/>
+              </w:rPr>
+              <w:t xml:space="preserve">AVG</w:t>
+            </w:r>
+          </w:p>
+        </w:tc>
+        <w:tc>
+          <w:tcPr>
+            <w:tcW w:type="dxa" w:w="6726"/>
             <w:shd w:fill="EDF2F7" w:val="clear"/>
             <w:tcMar>
               <w:top w:type="dxa" w:w="70"/>
@@ -4864,12 +5147,15 @@
             </w:tcMar>
           </w:tcPr>
           <w:p>
-            <w:r>
-              <w:rPr>
-                <w:sz w:val="21"/>
-                <w:szCs w:val="21"/>
-              </w:rPr>
-              <w:t xml:space="preserve">De gemeenschappelijke standaard die connectors gebruiken om Claude met andere apps te verbinden.</w:t>
+            <w:pPr>
+              <w:spacing w:after="0"/>
+            </w:pPr>
+            <w:r>
+              <w:rPr>
+                <w:sz w:val="21"/>
+                <w:szCs w:val="21"/>
+              </w:rPr>
+              <w:t xml:space="preserve">De Europese regels voor persoonsgegevens: alles wat een levend persoon herkenbaar maakt.</w:t>
             </w:r>
           </w:p>
         </w:tc>
@@ -4880,7 +5166,7 @@
         </w:trPr>
         <w:tc>
           <w:tcPr>
-            <w:tcW w:type="dxa" w:w="2600"/>
+            <w:tcW w:type="dxa" w:w="2300"/>
             <w:shd w:fill="FFFFFF" w:val="clear"/>
             <w:tcMar>
               <w:top w:type="dxa" w:w="70"/>
@@ -4890,18 +5176,21 @@
             </w:tcMar>
           </w:tcPr>
           <w:p>
-            <w:r>
-              <w:rPr>
-                <w:sz w:val="21"/>
-                <w:szCs w:val="21"/>
-              </w:rPr>
-              <w:t xml:space="preserve">GDPR</w:t>
-            </w:r>
-          </w:p>
-        </w:tc>
-        <w:tc>
-          <w:tcPr>
-            <w:tcW w:type="dxa" w:w="6426"/>
+            <w:pPr>
+              <w:spacing w:after="0"/>
+            </w:pPr>
+            <w:r>
+              <w:rPr>
+                <w:sz w:val="21"/>
+                <w:szCs w:val="21"/>
+              </w:rPr>
+              <w:t xml:space="preserve">Anonimiseren / afschermen</w:t>
+            </w:r>
+          </w:p>
+        </w:tc>
+        <w:tc>
+          <w:tcPr>
+            <w:tcW w:type="dxa" w:w="6726"/>
             <w:shd w:fill="FFFFFF" w:val="clear"/>
             <w:tcMar>
               <w:top w:type="dxa" w:w="70"/>
@@ -4911,12 +5200,15 @@
             </w:tcMar>
           </w:tcPr>
           <w:p>
-            <w:r>
-              <w:rPr>
-                <w:sz w:val="21"/>
-                <w:szCs w:val="21"/>
-              </w:rPr>
-              <w:t xml:space="preserve">De EU-regels over persoonsgegevens — alles wat een levende persoon identificeert.</w:t>
+            <w:pPr>
+              <w:spacing w:after="0"/>
+            </w:pPr>
+            <w:r>
+              <w:rPr>
+                <w:sz w:val="21"/>
+                <w:szCs w:val="21"/>
+              </w:rPr>
+              <w:t xml:space="preserve">Namen en details weghalen die mensen herkenbaar maken.</w:t>
             </w:r>
           </w:p>
         </w:tc>
@@ -4927,7 +5219,7 @@
         </w:trPr>
         <w:tc>
           <w:tcPr>
-            <w:tcW w:type="dxa" w:w="2600"/>
+            <w:tcW w:type="dxa" w:w="2300"/>
             <w:shd w:fill="EDF2F7" w:val="clear"/>
             <w:tcMar>
               <w:top w:type="dxa" w:w="70"/>
@@ -4937,18 +5229,21 @@
             </w:tcMar>
           </w:tcPr>
           <w:p>
-            <w:r>
-              <w:rPr>
-                <w:sz w:val="21"/>
-                <w:szCs w:val="21"/>
-              </w:rPr>
-              <w:t xml:space="preserve">Agent</w:t>
-            </w:r>
-          </w:p>
-        </w:tc>
-        <w:tc>
-          <w:tcPr>
-            <w:tcW w:type="dxa" w:w="6426"/>
+            <w:pPr>
+              <w:spacing w:after="0"/>
+            </w:pPr>
+            <w:r>
+              <w:rPr>
+                <w:sz w:val="21"/>
+                <w:szCs w:val="21"/>
+              </w:rPr>
+              <w:t xml:space="preserve">DPO</w:t>
+            </w:r>
+          </w:p>
+        </w:tc>
+        <w:tc>
+          <w:tcPr>
+            <w:tcW w:type="dxa" w:w="6726"/>
             <w:shd w:fill="EDF2F7" w:val="clear"/>
             <w:tcMar>
               <w:top w:type="dxa" w:w="70"/>
@@ -4958,12 +5253,68 @@
             </w:tcMar>
           </w:tcPr>
           <w:p>
-            <w:r>
-              <w:rPr>
-                <w:sz w:val="21"/>
-                <w:szCs w:val="21"/>
-              </w:rPr>
-              <w:t xml:space="preserve">Claude dat naar een doel toewerkt in meerdere stappen, vaak gepland, en rapporteert.</w:t>
+            <w:pPr>
+              <w:spacing w:after="0"/>
+            </w:pPr>
+            <w:r>
+              <w:rPr>
+                <w:sz w:val="21"/>
+                <w:szCs w:val="21"/>
+              </w:rPr>
+              <w:t xml:space="preserve">De persoon in je organisatie die verantwoordelijk is voor persoonsgegevens.</w:t>
+            </w:r>
+          </w:p>
+        </w:tc>
+      </w:tr>
+      <w:tr>
+        <w:trPr>
+          <w:cantSplit/>
+        </w:trPr>
+        <w:tc>
+          <w:tcPr>
+            <w:tcW w:type="dxa" w:w="2300"/>
+            <w:shd w:fill="FFFFFF" w:val="clear"/>
+            <w:tcMar>
+              <w:top w:type="dxa" w:w="70"/>
+              <w:left w:type="dxa" w:w="120"/>
+              <w:bottom w:type="dxa" w:w="70"/>
+              <w:right w:type="dxa" w:w="120"/>
+            </w:tcMar>
+          </w:tcPr>
+          <w:p>
+            <w:pPr>
+              <w:spacing w:after="0"/>
+            </w:pPr>
+            <w:r>
+              <w:rPr>
+                <w:sz w:val="21"/>
+                <w:szCs w:val="21"/>
+              </w:rPr>
+              <w:t xml:space="preserve">Bewaring</w:t>
+            </w:r>
+          </w:p>
+        </w:tc>
+        <w:tc>
+          <w:tcPr>
+            <w:tcW w:type="dxa" w:w="6726"/>
+            <w:shd w:fill="FFFFFF" w:val="clear"/>
+            <w:tcMar>
+              <w:top w:type="dxa" w:w="70"/>
+              <w:left w:type="dxa" w:w="120"/>
+              <w:bottom w:type="dxa" w:w="70"/>
+              <w:right w:type="dxa" w:w="120"/>
+            </w:tcMar>
+          </w:tcPr>
+          <w:p>
+            <w:pPr>
+              <w:spacing w:after="0"/>
+            </w:pPr>
+            <w:r>
+              <w:rPr>
+                <w:sz w:val="21"/>
+                <w:szCs w:val="21"/>
+              </w:rPr>
+              <w:t xml:space="preserve">Hoe lang je gegevens bewaard blijven.</w:t>
             </w:r>
           </w:p>
         </w:tc>
@@ -4971,6 +5322,1061 @@
     </w:tbl>
     <w:p>
       <w:pPr>
+        <w:spacing w:after="80" w:line="120" w:lineRule="exact"/>
+      </w:pPr>
+    </w:p>
+    <w:p>
+      <w:pPr>
+        <w:keepNext/>
+        <w:keepLines/>
+        <w:spacing w:before="160" w:after="60"/>
+      </w:pPr>
+      <w:r>
+        <w:rPr>
+          <w:b/>
+          <w:bCs/>
+          <w:color w:val="1F3A5F"/>
+          <w:sz w:val="24"/>
+          <w:szCs w:val="24"/>
+        </w:rPr>
+        <w:t xml:space="preserve">Git en teamwerk</w:t>
+      </w:r>
+    </w:p>
+    <w:tbl>
+      <w:tblPr>
+        <w:tblW w:type="dxa" w:w="9026"/>
+        <w:tblBorders>
+          <w:top w:val="single" w:color="CCCCCC" w:sz="1"/>
+          <w:left w:val="single" w:color="CCCCCC" w:sz="1"/>
+          <w:bottom w:val="single" w:color="CCCCCC" w:sz="1"/>
+          <w:right w:val="single" w:color="CCCCCC" w:sz="1"/>
+          <w:insideH w:val="single" w:color="CCCCCC" w:sz="1"/>
+          <w:insideV w:val="single" w:color="CCCCCC" w:sz="1"/>
+        </w:tblBorders>
+      </w:tblPr>
+      <w:tblGrid>
+        <w:gridCol w:w="2300"/>
+        <w:gridCol w:w="6726"/>
+      </w:tblGrid>
+      <w:tr>
+        <w:trPr>
+          <w:cantSplit/>
+          <w:tblHeader/>
+        </w:trPr>
+        <w:tc>
+          <w:tcPr>
+            <w:tcW w:type="dxa" w:w="2300"/>
+            <w:shd w:fill="1F3A5F" w:val="clear"/>
+            <w:tcMar>
+              <w:top w:type="dxa" w:w="70"/>
+              <w:left w:type="dxa" w:w="120"/>
+              <w:bottom w:type="dxa" w:w="70"/>
+              <w:right w:type="dxa" w:w="120"/>
+            </w:tcMar>
+          </w:tcPr>
+          <w:p>
+            <w:pPr>
+              <w:keepNext/>
+              <w:spacing w:after="0"/>
+            </w:pPr>
+            <w:r>
+              <w:rPr>
+                <w:b/>
+                <w:bCs/>
+                <w:color w:val="FFFFFF"/>
+                <w:sz w:val="21"/>
+                <w:szCs w:val="21"/>
+              </w:rPr>
+              <w:t xml:space="preserve">Term</w:t>
+            </w:r>
+          </w:p>
+        </w:tc>
+        <w:tc>
+          <w:tcPr>
+            <w:tcW w:type="dxa" w:w="6726"/>
+            <w:shd w:fill="1F3A5F" w:val="clear"/>
+            <w:tcMar>
+              <w:top w:type="dxa" w:w="70"/>
+              <w:left w:type="dxa" w:w="120"/>
+              <w:bottom w:type="dxa" w:w="70"/>
+              <w:right w:type="dxa" w:w="120"/>
+            </w:tcMar>
+          </w:tcPr>
+          <w:p>
+            <w:pPr>
+              <w:keepNext/>
+              <w:spacing w:after="0"/>
+            </w:pPr>
+            <w:r>
+              <w:rPr>
+                <w:b/>
+                <w:bCs/>
+                <w:color w:val="FFFFFF"/>
+                <w:sz w:val="21"/>
+                <w:szCs w:val="21"/>
+              </w:rPr>
+              <w:t xml:space="preserve">In gewone woorden</w:t>
+            </w:r>
+          </w:p>
+        </w:tc>
+      </w:tr>
+      <w:tr>
+        <w:trPr>
+          <w:cantSplit/>
+        </w:trPr>
+        <w:tc>
+          <w:tcPr>
+            <w:tcW w:type="dxa" w:w="2300"/>
+            <w:shd w:fill="EDF2F7" w:val="clear"/>
+            <w:tcMar>
+              <w:top w:type="dxa" w:w="70"/>
+              <w:left w:type="dxa" w:w="120"/>
+              <w:bottom w:type="dxa" w:w="70"/>
+              <w:right w:type="dxa" w:w="120"/>
+            </w:tcMar>
+          </w:tcPr>
+          <w:p>
+            <w:pPr>
+              <w:spacing w:after="0"/>
+            </w:pPr>
+            <w:r>
+              <w:rPr>
+                <w:sz w:val="21"/>
+                <w:szCs w:val="21"/>
+              </w:rPr>
+              <w:t xml:space="preserve">Repository (repo)</w:t>
+            </w:r>
+          </w:p>
+        </w:tc>
+        <w:tc>
+          <w:tcPr>
+            <w:tcW w:type="dxa" w:w="6726"/>
+            <w:shd w:fill="EDF2F7" w:val="clear"/>
+            <w:tcMar>
+              <w:top w:type="dxa" w:w="70"/>
+              <w:left w:type="dxa" w:w="120"/>
+              <w:bottom w:type="dxa" w:w="70"/>
+              <w:right w:type="dxa" w:w="120"/>
+            </w:tcMar>
+          </w:tcPr>
+          <w:p>
+            <w:pPr>
+              <w:spacing w:after="0"/>
+            </w:pPr>
+            <w:r>
+              <w:rPr>
+                <w:sz w:val="21"/>
+                <w:szCs w:val="21"/>
+              </w:rPr>
+              <w:t xml:space="preserve">Een projectmap met de volledige geschiedenis van opgeslagen momentopnames, beheerd door Git.</w:t>
+            </w:r>
+          </w:p>
+        </w:tc>
+      </w:tr>
+      <w:tr>
+        <w:trPr>
+          <w:cantSplit/>
+        </w:trPr>
+        <w:tc>
+          <w:tcPr>
+            <w:tcW w:type="dxa" w:w="2300"/>
+            <w:shd w:fill="FFFFFF" w:val="clear"/>
+            <w:tcMar>
+              <w:top w:type="dxa" w:w="70"/>
+              <w:left w:type="dxa" w:w="120"/>
+              <w:bottom w:type="dxa" w:w="70"/>
+              <w:right w:type="dxa" w:w="120"/>
+            </w:tcMar>
+          </w:tcPr>
+          <w:p>
+            <w:pPr>
+              <w:spacing w:after="0"/>
+            </w:pPr>
+            <w:r>
+              <w:rPr>
+                <w:sz w:val="21"/>
+                <w:szCs w:val="21"/>
+              </w:rPr>
+              <w:t xml:space="preserve">Commit</w:t>
+            </w:r>
+          </w:p>
+        </w:tc>
+        <w:tc>
+          <w:tcPr>
+            <w:tcW w:type="dxa" w:w="6726"/>
+            <w:shd w:fill="FFFFFF" w:val="clear"/>
+            <w:tcMar>
+              <w:top w:type="dxa" w:w="70"/>
+              <w:left w:type="dxa" w:w="120"/>
+              <w:bottom w:type="dxa" w:w="70"/>
+              <w:right w:type="dxa" w:w="120"/>
+            </w:tcMar>
+          </w:tcPr>
+          <w:p>
+            <w:pPr>
+              <w:spacing w:after="0"/>
+            </w:pPr>
+            <w:r>
+              <w:rPr>
+                <w:sz w:val="21"/>
+                <w:szCs w:val="21"/>
+              </w:rPr>
+              <w:t xml:space="preserve">Eén opgeslagen momentopname, met een kort bericht over wat veranderde.</w:t>
+            </w:r>
+          </w:p>
+        </w:tc>
+      </w:tr>
+      <w:tr>
+        <w:trPr>
+          <w:cantSplit/>
+        </w:trPr>
+        <w:tc>
+          <w:tcPr>
+            <w:tcW w:type="dxa" w:w="2300"/>
+            <w:shd w:fill="EDF2F7" w:val="clear"/>
+            <w:tcMar>
+              <w:top w:type="dxa" w:w="70"/>
+              <w:left w:type="dxa" w:w="120"/>
+              <w:bottom w:type="dxa" w:w="70"/>
+              <w:right w:type="dxa" w:w="120"/>
+            </w:tcMar>
+          </w:tcPr>
+          <w:p>
+            <w:pPr>
+              <w:spacing w:after="0"/>
+            </w:pPr>
+            <w:r>
+              <w:rPr>
+                <w:sz w:val="21"/>
+                <w:szCs w:val="21"/>
+              </w:rPr>
+              <w:t xml:space="preserve">Push / Pull</w:t>
+            </w:r>
+          </w:p>
+        </w:tc>
+        <w:tc>
+          <w:tcPr>
+            <w:tcW w:type="dxa" w:w="6726"/>
+            <w:shd w:fill="EDF2F7" w:val="clear"/>
+            <w:tcMar>
+              <w:top w:type="dxa" w:w="70"/>
+              <w:left w:type="dxa" w:w="120"/>
+              <w:bottom w:type="dxa" w:w="70"/>
+              <w:right w:type="dxa" w:w="120"/>
+            </w:tcMar>
+          </w:tcPr>
+          <w:p>
+            <w:pPr>
+              <w:spacing w:after="0"/>
+            </w:pPr>
+            <w:r>
+              <w:rPr>
+                <w:sz w:val="21"/>
+                <w:szCs w:val="21"/>
+              </w:rPr>
+              <w:t xml:space="preserve">Je commits naar de gedeelde online kopie sturen / die van anderen ophalen.</w:t>
+            </w:r>
+          </w:p>
+        </w:tc>
+      </w:tr>
+      <w:tr>
+        <w:trPr>
+          <w:cantSplit/>
+        </w:trPr>
+        <w:tc>
+          <w:tcPr>
+            <w:tcW w:type="dxa" w:w="2300"/>
+            <w:shd w:fill="FFFFFF" w:val="clear"/>
+            <w:tcMar>
+              <w:top w:type="dxa" w:w="70"/>
+              <w:left w:type="dxa" w:w="120"/>
+              <w:bottom w:type="dxa" w:w="70"/>
+              <w:right w:type="dxa" w:w="120"/>
+            </w:tcMar>
+          </w:tcPr>
+          <w:p>
+            <w:pPr>
+              <w:spacing w:after="0"/>
+            </w:pPr>
+            <w:r>
+              <w:rPr>
+                <w:sz w:val="21"/>
+                <w:szCs w:val="21"/>
+              </w:rPr>
+              <w:t xml:space="preserve">Branch</w:t>
+            </w:r>
+          </w:p>
+        </w:tc>
+        <w:tc>
+          <w:tcPr>
+            <w:tcW w:type="dxa" w:w="6726"/>
+            <w:shd w:fill="FFFFFF" w:val="clear"/>
+            <w:tcMar>
+              <w:top w:type="dxa" w:w="70"/>
+              <w:left w:type="dxa" w:w="120"/>
+              <w:bottom w:type="dxa" w:w="70"/>
+              <w:right w:type="dxa" w:w="120"/>
+            </w:tcMar>
+          </w:tcPr>
+          <w:p>
+            <w:pPr>
+              <w:spacing w:after="0"/>
+            </w:pPr>
+            <w:r>
+              <w:rPr>
+                <w:sz w:val="21"/>
+                <w:szCs w:val="21"/>
+              </w:rPr>
+              <w:t xml:space="preserve">Een veilig zijspoor om iets te proberen zonder de hoofdversie te raken.</w:t>
+            </w:r>
+          </w:p>
+        </w:tc>
+      </w:tr>
+      <w:tr>
+        <w:trPr>
+          <w:cantSplit/>
+        </w:trPr>
+        <w:tc>
+          <w:tcPr>
+            <w:tcW w:type="dxa" w:w="2300"/>
+            <w:shd w:fill="EDF2F7" w:val="clear"/>
+            <w:tcMar>
+              <w:top w:type="dxa" w:w="70"/>
+              <w:left w:type="dxa" w:w="120"/>
+              <w:bottom w:type="dxa" w:w="70"/>
+              <w:right w:type="dxa" w:w="120"/>
+            </w:tcMar>
+          </w:tcPr>
+          <w:p>
+            <w:pPr>
+              <w:spacing w:after="0"/>
+            </w:pPr>
+            <w:r>
+              <w:rPr>
+                <w:sz w:val="21"/>
+                <w:szCs w:val="21"/>
+              </w:rPr>
+              <w:t xml:space="preserve">Pull request</w:t>
+            </w:r>
+          </w:p>
+        </w:tc>
+        <w:tc>
+          <w:tcPr>
+            <w:tcW w:type="dxa" w:w="6726"/>
+            <w:shd w:fill="EDF2F7" w:val="clear"/>
+            <w:tcMar>
+              <w:top w:type="dxa" w:w="70"/>
+              <w:left w:type="dxa" w:w="120"/>
+              <w:bottom w:type="dxa" w:w="70"/>
+              <w:right w:type="dxa" w:w="120"/>
+            </w:tcMar>
+          </w:tcPr>
+          <w:p>
+            <w:pPr>
+              <w:spacing w:after="0"/>
+            </w:pPr>
+            <w:r>
+              <w:rPr>
+                <w:sz w:val="21"/>
+                <w:szCs w:val="21"/>
+              </w:rPr>
+              <w:t xml:space="preserve">Een verzoek om je branch in de hoofdversie op te nemen, meestal eerst nagelezen.</w:t>
+            </w:r>
+          </w:p>
+        </w:tc>
+      </w:tr>
+      <w:tr>
+        <w:trPr>
+          <w:cantSplit/>
+        </w:trPr>
+        <w:tc>
+          <w:tcPr>
+            <w:tcW w:type="dxa" w:w="2300"/>
+            <w:shd w:fill="FFFFFF" w:val="clear"/>
+            <w:tcMar>
+              <w:top w:type="dxa" w:w="70"/>
+              <w:left w:type="dxa" w:w="120"/>
+              <w:bottom w:type="dxa" w:w="70"/>
+              <w:right w:type="dxa" w:w="120"/>
+            </w:tcMar>
+          </w:tcPr>
+          <w:p>
+            <w:pPr>
+              <w:spacing w:after="0"/>
+            </w:pPr>
+            <w:r>
+              <w:rPr>
+                <w:sz w:val="21"/>
+                <w:szCs w:val="21"/>
+              </w:rPr>
+              <w:t xml:space="preserve">Merge conflict</w:t>
+            </w:r>
+          </w:p>
+        </w:tc>
+        <w:tc>
+          <w:tcPr>
+            <w:tcW w:type="dxa" w:w="6726"/>
+            <w:shd w:fill="FFFFFF" w:val="clear"/>
+            <w:tcMar>
+              <w:top w:type="dxa" w:w="70"/>
+              <w:left w:type="dxa" w:w="120"/>
+              <w:bottom w:type="dxa" w:w="70"/>
+              <w:right w:type="dxa" w:w="120"/>
+            </w:tcMar>
+          </w:tcPr>
+          <w:p>
+            <w:pPr>
+              <w:spacing w:after="0"/>
+            </w:pPr>
+            <w:r>
+              <w:rPr>
+                <w:sz w:val="21"/>
+                <w:szCs w:val="21"/>
+              </w:rPr>
+              <w:t xml:space="preserve">Twee mensen veranderden dezelfde regels; Git vraagt welke te houden. Routine.</w:t>
+            </w:r>
+          </w:p>
+        </w:tc>
+      </w:tr>
+      <w:tr>
+        <w:trPr>
+          <w:cantSplit/>
+        </w:trPr>
+        <w:tc>
+          <w:tcPr>
+            <w:tcW w:type="dxa" w:w="2300"/>
+            <w:shd w:fill="EDF2F7" w:val="clear"/>
+            <w:tcMar>
+              <w:top w:type="dxa" w:w="70"/>
+              <w:left w:type="dxa" w:w="120"/>
+              <w:bottom w:type="dxa" w:w="70"/>
+              <w:right w:type="dxa" w:w="120"/>
+            </w:tcMar>
+          </w:tcPr>
+          <w:p>
+            <w:pPr>
+              <w:spacing w:after="0"/>
+            </w:pPr>
+            <w:r>
+              <w:rPr>
+                <w:sz w:val="21"/>
+                <w:szCs w:val="21"/>
+              </w:rPr>
+              <w:t xml:space="preserve">Clone</w:t>
+            </w:r>
+          </w:p>
+        </w:tc>
+        <w:tc>
+          <w:tcPr>
+            <w:tcW w:type="dxa" w:w="6726"/>
+            <w:shd w:fill="EDF2F7" w:val="clear"/>
+            <w:tcMar>
+              <w:top w:type="dxa" w:w="70"/>
+              <w:left w:type="dxa" w:w="120"/>
+              <w:bottom w:type="dxa" w:w="70"/>
+              <w:right w:type="dxa" w:w="120"/>
+            </w:tcMar>
+          </w:tcPr>
+          <w:p>
+            <w:pPr>
+              <w:spacing w:after="0"/>
+            </w:pPr>
+            <w:r>
+              <w:rPr>
+                <w:sz w:val="21"/>
+                <w:szCs w:val="21"/>
+              </w:rPr>
+              <w:t xml:space="preserve">Je eigen lokale kopie van een gedeelde repo.</w:t>
+            </w:r>
+          </w:p>
+        </w:tc>
+      </w:tr>
+      <w:tr>
+        <w:trPr>
+          <w:cantSplit/>
+        </w:trPr>
+        <w:tc>
+          <w:tcPr>
+            <w:tcW w:type="dxa" w:w="2300"/>
+            <w:shd w:fill="FFFFFF" w:val="clear"/>
+            <w:tcMar>
+              <w:top w:type="dxa" w:w="70"/>
+              <w:left w:type="dxa" w:w="120"/>
+              <w:bottom w:type="dxa" w:w="70"/>
+              <w:right w:type="dxa" w:w="120"/>
+            </w:tcMar>
+          </w:tcPr>
+          <w:p>
+            <w:pPr>
+              <w:spacing w:after="0"/>
+            </w:pPr>
+            <w:r>
+              <w:rPr>
+                <w:sz w:val="21"/>
+                <w:szCs w:val="21"/>
+              </w:rPr>
+              <w:t xml:space="preserve">GitHub / GitLab</w:t>
+            </w:r>
+          </w:p>
+        </w:tc>
+        <w:tc>
+          <w:tcPr>
+            <w:tcW w:type="dxa" w:w="6726"/>
+            <w:shd w:fill="FFFFFF" w:val="clear"/>
+            <w:tcMar>
+              <w:top w:type="dxa" w:w="70"/>
+              <w:left w:type="dxa" w:w="120"/>
+              <w:bottom w:type="dxa" w:w="70"/>
+              <w:right w:type="dxa" w:w="120"/>
+            </w:tcMar>
+          </w:tcPr>
+          <w:p>
+            <w:pPr>
+              <w:spacing w:after="0"/>
+            </w:pPr>
+            <w:r>
+              <w:rPr>
+                <w:sz w:val="21"/>
+                <w:szCs w:val="21"/>
+              </w:rPr>
+              <w:t xml:space="preserve">Websites die de gedeelde kopie van een Git-repo bewaren zodat een team ze kan delen.</w:t>
+            </w:r>
+          </w:p>
+        </w:tc>
+      </w:tr>
+    </w:tbl>
+    <w:p>
+      <w:pPr>
+        <w:spacing w:after="80" w:line="120" w:lineRule="exact"/>
+      </w:pPr>
+    </w:p>
+    <w:p>
+      <w:pPr>
+        <w:keepNext/>
+        <w:keepLines/>
+        <w:spacing w:before="160" w:after="60"/>
+      </w:pPr>
+      <w:r>
+        <w:rPr>
+          <w:b/>
+          <w:bCs/>
+          <w:color w:val="1F3A5F"/>
+          <w:sz w:val="24"/>
+          <w:szCs w:val="24"/>
+        </w:rPr>
+        <w:t xml:space="preserve">Code en agents</w:t>
+      </w:r>
+    </w:p>
+    <w:tbl>
+      <w:tblPr>
+        <w:tblW w:type="dxa" w:w="9026"/>
+        <w:tblBorders>
+          <w:top w:val="single" w:color="CCCCCC" w:sz="1"/>
+          <w:left w:val="single" w:color="CCCCCC" w:sz="1"/>
+          <w:bottom w:val="single" w:color="CCCCCC" w:sz="1"/>
+          <w:right w:val="single" w:color="CCCCCC" w:sz="1"/>
+          <w:insideH w:val="single" w:color="CCCCCC" w:sz="1"/>
+          <w:insideV w:val="single" w:color="CCCCCC" w:sz="1"/>
+        </w:tblBorders>
+      </w:tblPr>
+      <w:tblGrid>
+        <w:gridCol w:w="2300"/>
+        <w:gridCol w:w="6726"/>
+      </w:tblGrid>
+      <w:tr>
+        <w:trPr>
+          <w:cantSplit/>
+          <w:tblHeader/>
+        </w:trPr>
+        <w:tc>
+          <w:tcPr>
+            <w:tcW w:type="dxa" w:w="2300"/>
+            <w:shd w:fill="1F3A5F" w:val="clear"/>
+            <w:tcMar>
+              <w:top w:type="dxa" w:w="70"/>
+              <w:left w:type="dxa" w:w="120"/>
+              <w:bottom w:type="dxa" w:w="70"/>
+              <w:right w:type="dxa" w:w="120"/>
+            </w:tcMar>
+          </w:tcPr>
+          <w:p>
+            <w:pPr>
+              <w:keepNext/>
+              <w:spacing w:after="0"/>
+            </w:pPr>
+            <w:r>
+              <w:rPr>
+                <w:b/>
+                <w:bCs/>
+                <w:color w:val="FFFFFF"/>
+                <w:sz w:val="21"/>
+                <w:szCs w:val="21"/>
+              </w:rPr>
+              <w:t xml:space="preserve">Term</w:t>
+            </w:r>
+          </w:p>
+        </w:tc>
+        <w:tc>
+          <w:tcPr>
+            <w:tcW w:type="dxa" w:w="6726"/>
+            <w:shd w:fill="1F3A5F" w:val="clear"/>
+            <w:tcMar>
+              <w:top w:type="dxa" w:w="70"/>
+              <w:left w:type="dxa" w:w="120"/>
+              <w:bottom w:type="dxa" w:w="70"/>
+              <w:right w:type="dxa" w:w="120"/>
+            </w:tcMar>
+          </w:tcPr>
+          <w:p>
+            <w:pPr>
+              <w:keepNext/>
+              <w:spacing w:after="0"/>
+            </w:pPr>
+            <w:r>
+              <w:rPr>
+                <w:b/>
+                <w:bCs/>
+                <w:color w:val="FFFFFF"/>
+                <w:sz w:val="21"/>
+                <w:szCs w:val="21"/>
+              </w:rPr>
+              <w:t xml:space="preserve">In gewone woorden</w:t>
+            </w:r>
+          </w:p>
+        </w:tc>
+      </w:tr>
+      <w:tr>
+        <w:trPr>
+          <w:cantSplit/>
+        </w:trPr>
+        <w:tc>
+          <w:tcPr>
+            <w:tcW w:type="dxa" w:w="2300"/>
+            <w:shd w:fill="EDF2F7" w:val="clear"/>
+            <w:tcMar>
+              <w:top w:type="dxa" w:w="70"/>
+              <w:left w:type="dxa" w:w="120"/>
+              <w:bottom w:type="dxa" w:w="70"/>
+              <w:right w:type="dxa" w:w="120"/>
+            </w:tcMar>
+          </w:tcPr>
+          <w:p>
+            <w:pPr>
+              <w:spacing w:after="0"/>
+            </w:pPr>
+            <w:r>
+              <w:rPr>
+                <w:sz w:val="21"/>
+                <w:szCs w:val="21"/>
+              </w:rPr>
+              <w:t xml:space="preserve">Claude Code</w:t>
+            </w:r>
+          </w:p>
+        </w:tc>
+        <w:tc>
+          <w:tcPr>
+            <w:tcW w:type="dxa" w:w="6726"/>
+            <w:shd w:fill="EDF2F7" w:val="clear"/>
+            <w:tcMar>
+              <w:top w:type="dxa" w:w="70"/>
+              <w:left w:type="dxa" w:w="120"/>
+              <w:bottom w:type="dxa" w:w="70"/>
+              <w:right w:type="dxa" w:w="120"/>
+            </w:tcMar>
+          </w:tcPr>
+          <w:p>
+            <w:pPr>
+              <w:spacing w:after="0"/>
+            </w:pPr>
+            <w:r>
+              <w:rPr>
+                <w:sz w:val="21"/>
+                <w:szCs w:val="21"/>
+              </w:rPr>
+              <w:t xml:space="preserve">Claude dat echte software schrijft en draait op je pc.</w:t>
+            </w:r>
+          </w:p>
+        </w:tc>
+      </w:tr>
+      <w:tr>
+        <w:trPr>
+          <w:cantSplit/>
+        </w:trPr>
+        <w:tc>
+          <w:tcPr>
+            <w:tcW w:type="dxa" w:w="2300"/>
+            <w:shd w:fill="FFFFFF" w:val="clear"/>
+            <w:tcMar>
+              <w:top w:type="dxa" w:w="70"/>
+              <w:left w:type="dxa" w:w="120"/>
+              <w:bottom w:type="dxa" w:w="70"/>
+              <w:right w:type="dxa" w:w="120"/>
+            </w:tcMar>
+          </w:tcPr>
+          <w:p>
+            <w:pPr>
+              <w:spacing w:after="0"/>
+            </w:pPr>
+            <w:r>
+              <w:rPr>
+                <w:sz w:val="21"/>
+                <w:szCs w:val="21"/>
+              </w:rPr>
+              <w:t xml:space="preserve">CLAUDE.md</w:t>
+            </w:r>
+          </w:p>
+        </w:tc>
+        <w:tc>
+          <w:tcPr>
+            <w:tcW w:type="dxa" w:w="6726"/>
+            <w:shd w:fill="FFFFFF" w:val="clear"/>
+            <w:tcMar>
+              <w:top w:type="dxa" w:w="70"/>
+              <w:left w:type="dxa" w:w="120"/>
+              <w:bottom w:type="dxa" w:w="70"/>
+              <w:right w:type="dxa" w:w="120"/>
+            </w:tcMar>
+          </w:tcPr>
+          <w:p>
+            <w:pPr>
+              <w:spacing w:after="0"/>
+            </w:pPr>
+            <w:r>
+              <w:rPr>
+                <w:sz w:val="21"/>
+                <w:szCs w:val="21"/>
+              </w:rPr>
+              <w:t xml:space="preserve">Een bestand in de hoofdmap van een Code-project dat Claude uitlegt hoe het project werkt.</w:t>
+            </w:r>
+          </w:p>
+        </w:tc>
+      </w:tr>
+      <w:tr>
+        <w:trPr>
+          <w:cantSplit/>
+        </w:trPr>
+        <w:tc>
+          <w:tcPr>
+            <w:tcW w:type="dxa" w:w="2300"/>
+            <w:shd w:fill="EDF2F7" w:val="clear"/>
+            <w:tcMar>
+              <w:top w:type="dxa" w:w="70"/>
+              <w:left w:type="dxa" w:w="120"/>
+              <w:bottom w:type="dxa" w:w="70"/>
+              <w:right w:type="dxa" w:w="120"/>
+            </w:tcMar>
+          </w:tcPr>
+          <w:p>
+            <w:pPr>
+              <w:spacing w:after="0"/>
+            </w:pPr>
+            <w:r>
+              <w:rPr>
+                <w:sz w:val="21"/>
+                <w:szCs w:val="21"/>
+              </w:rPr>
+              <w:t xml:space="preserve">Permissions</w:t>
+            </w:r>
+          </w:p>
+        </w:tc>
+        <w:tc>
+          <w:tcPr>
+            <w:tcW w:type="dxa" w:w="6726"/>
+            <w:shd w:fill="EDF2F7" w:val="clear"/>
+            <w:tcMar>
+              <w:top w:type="dxa" w:w="70"/>
+              <w:left w:type="dxa" w:w="120"/>
+              <w:bottom w:type="dxa" w:w="70"/>
+              <w:right w:type="dxa" w:w="120"/>
+            </w:tcMar>
+          </w:tcPr>
+          <w:p>
+            <w:pPr>
+              <w:spacing w:after="0"/>
+            </w:pPr>
+            <w:r>
+              <w:rPr>
+                <w:sz w:val="21"/>
+                <w:szCs w:val="21"/>
+              </w:rPr>
+              <w:t xml:space="preserve">Hoeveel Claude mag doen zonder te vragen: telkens vragen, wijzigingen aanvaarden, of alles overslaan.</w:t>
+            </w:r>
+          </w:p>
+        </w:tc>
+      </w:tr>
+      <w:tr>
+        <w:trPr>
+          <w:cantSplit/>
+        </w:trPr>
+        <w:tc>
+          <w:tcPr>
+            <w:tcW w:type="dxa" w:w="2300"/>
+            <w:shd w:fill="FFFFFF" w:val="clear"/>
+            <w:tcMar>
+              <w:top w:type="dxa" w:w="70"/>
+              <w:left w:type="dxa" w:w="120"/>
+              <w:bottom w:type="dxa" w:w="70"/>
+              <w:right w:type="dxa" w:w="120"/>
+            </w:tcMar>
+          </w:tcPr>
+          <w:p>
+            <w:pPr>
+              <w:spacing w:after="0"/>
+            </w:pPr>
+            <w:r>
+              <w:rPr>
+                <w:sz w:val="21"/>
+                <w:szCs w:val="21"/>
+              </w:rPr>
+              <w:t xml:space="preserve">Vibe coding</w:t>
+            </w:r>
+          </w:p>
+        </w:tc>
+        <w:tc>
+          <w:tcPr>
+            <w:tcW w:type="dxa" w:w="6726"/>
+            <w:shd w:fill="FFFFFF" w:val="clear"/>
+            <w:tcMar>
+              <w:top w:type="dxa" w:w="70"/>
+              <w:left w:type="dxa" w:w="120"/>
+              <w:bottom w:type="dxa" w:w="70"/>
+              <w:right w:type="dxa" w:w="120"/>
+            </w:tcMar>
+          </w:tcPr>
+          <w:p>
+            <w:pPr>
+              <w:spacing w:after="0"/>
+            </w:pPr>
+            <w:r>
+              <w:rPr>
+                <w:sz w:val="21"/>
+                <w:szCs w:val="21"/>
+              </w:rPr>
+              <w:t xml:space="preserve">Software bouwen door te beschrijven wat je wilt, in plaats van de code te schrijven.</w:t>
+            </w:r>
+          </w:p>
+        </w:tc>
+      </w:tr>
+      <w:tr>
+        <w:trPr>
+          <w:cantSplit/>
+        </w:trPr>
+        <w:tc>
+          <w:tcPr>
+            <w:tcW w:type="dxa" w:w="2300"/>
+            <w:shd w:fill="EDF2F7" w:val="clear"/>
+            <w:tcMar>
+              <w:top w:type="dxa" w:w="70"/>
+              <w:left w:type="dxa" w:w="120"/>
+              <w:bottom w:type="dxa" w:w="70"/>
+              <w:right w:type="dxa" w:w="120"/>
+            </w:tcMar>
+          </w:tcPr>
+          <w:p>
+            <w:pPr>
+              <w:spacing w:after="0"/>
+            </w:pPr>
+            <w:r>
+              <w:rPr>
+                <w:sz w:val="21"/>
+                <w:szCs w:val="21"/>
+              </w:rPr>
+              <w:t xml:space="preserve">Claude Design</w:t>
+            </w:r>
+          </w:p>
+        </w:tc>
+        <w:tc>
+          <w:tcPr>
+            <w:tcW w:type="dxa" w:w="6726"/>
+            <w:shd w:fill="EDF2F7" w:val="clear"/>
+            <w:tcMar>
+              <w:top w:type="dxa" w:w="70"/>
+              <w:left w:type="dxa" w:w="120"/>
+              <w:bottom w:type="dxa" w:w="70"/>
+              <w:right w:type="dxa" w:w="120"/>
+            </w:tcMar>
+          </w:tcPr>
+          <w:p>
+            <w:pPr>
+              <w:spacing w:after="0"/>
+            </w:pPr>
+            <w:r>
+              <w:rPr>
+                <w:sz w:val="21"/>
+                <w:szCs w:val="21"/>
+              </w:rPr>
+              <w:t xml:space="preserve">Maakt mock-ups, landingspagina's en eenvoudige websites uit een gewone beschrijving.</w:t>
+            </w:r>
+          </w:p>
+        </w:tc>
+      </w:tr>
+      <w:tr>
+        <w:trPr>
+          <w:cantSplit/>
+        </w:trPr>
+        <w:tc>
+          <w:tcPr>
+            <w:tcW w:type="dxa" w:w="2300"/>
+            <w:shd w:fill="FFFFFF" w:val="clear"/>
+            <w:tcMar>
+              <w:top w:type="dxa" w:w="70"/>
+              <w:left w:type="dxa" w:w="120"/>
+              <w:bottom w:type="dxa" w:w="70"/>
+              <w:right w:type="dxa" w:w="120"/>
+            </w:tcMar>
+          </w:tcPr>
+          <w:p>
+            <w:pPr>
+              <w:spacing w:after="0"/>
+            </w:pPr>
+            <w:r>
+              <w:rPr>
+                <w:sz w:val="21"/>
+                <w:szCs w:val="21"/>
+              </w:rPr>
+              <w:t xml:space="preserve">Agent</w:t>
+            </w:r>
+          </w:p>
+        </w:tc>
+        <w:tc>
+          <w:tcPr>
+            <w:tcW w:type="dxa" w:w="6726"/>
+            <w:shd w:fill="FFFFFF" w:val="clear"/>
+            <w:tcMar>
+              <w:top w:type="dxa" w:w="70"/>
+              <w:left w:type="dxa" w:w="120"/>
+              <w:bottom w:type="dxa" w:w="70"/>
+              <w:right w:type="dxa" w:w="120"/>
+            </w:tcMar>
+          </w:tcPr>
+          <w:p>
+            <w:pPr>
+              <w:spacing w:after="0"/>
+            </w:pPr>
+            <w:r>
+              <w:rPr>
+                <w:sz w:val="21"/>
+                <w:szCs w:val="21"/>
+              </w:rPr>
+              <w:t xml:space="preserve">Claude dat in meerdere stappen naar een doel werkt, vaak gepland, en verslag uitbrengt.</w:t>
+            </w:r>
+          </w:p>
+        </w:tc>
+      </w:tr>
+      <w:tr>
+        <w:trPr>
+          <w:cantSplit/>
+        </w:trPr>
+        <w:tc>
+          <w:tcPr>
+            <w:tcW w:type="dxa" w:w="2300"/>
+            <w:shd w:fill="EDF2F7" w:val="clear"/>
+            <w:tcMar>
+              <w:top w:type="dxa" w:w="70"/>
+              <w:left w:type="dxa" w:w="120"/>
+              <w:bottom w:type="dxa" w:w="70"/>
+              <w:right w:type="dxa" w:w="120"/>
+            </w:tcMar>
+          </w:tcPr>
+          <w:p>
+            <w:pPr>
+              <w:spacing w:after="0"/>
+            </w:pPr>
+            <w:r>
+              <w:rPr>
+                <w:sz w:val="21"/>
+                <w:szCs w:val="21"/>
+              </w:rPr>
+              <w:t xml:space="preserve">Trigger</w:t>
+            </w:r>
+          </w:p>
+        </w:tc>
+        <w:tc>
+          <w:tcPr>
+            <w:tcW w:type="dxa" w:w="6726"/>
+            <w:shd w:fill="EDF2F7" w:val="clear"/>
+            <w:tcMar>
+              <w:top w:type="dxa" w:w="70"/>
+              <w:left w:type="dxa" w:w="120"/>
+              <w:bottom w:type="dxa" w:w="70"/>
+              <w:right w:type="dxa" w:w="120"/>
+            </w:tcMar>
+          </w:tcPr>
+          <w:p>
+            <w:pPr>
+              <w:spacing w:after="0"/>
+            </w:pPr>
+            <w:r>
+              <w:rPr>
+                <w:sz w:val="21"/>
+                <w:szCs w:val="21"/>
+              </w:rPr>
+              <w:t xml:space="preserve">Het tijdstip of de gebeurtenis die een agent start.</w:t>
+            </w:r>
+          </w:p>
+        </w:tc>
+      </w:tr>
+      <w:tr>
+        <w:trPr>
+          <w:cantSplit/>
+        </w:trPr>
+        <w:tc>
+          <w:tcPr>
+            <w:tcW w:type="dxa" w:w="2300"/>
+            <w:shd w:fill="FFFFFF" w:val="clear"/>
+            <w:tcMar>
+              <w:top w:type="dxa" w:w="70"/>
+              <w:left w:type="dxa" w:w="120"/>
+              <w:bottom w:type="dxa" w:w="70"/>
+              <w:right w:type="dxa" w:w="120"/>
+            </w:tcMar>
+          </w:tcPr>
+          <w:p>
+            <w:pPr>
+              <w:spacing w:after="0"/>
+            </w:pPr>
+            <w:r>
+              <w:rPr>
+                <w:sz w:val="21"/>
+                <w:szCs w:val="21"/>
+              </w:rPr>
+              <w:t xml:space="preserve">API</w:t>
+            </w:r>
+          </w:p>
+        </w:tc>
+        <w:tc>
+          <w:tcPr>
+            <w:tcW w:type="dxa" w:w="6726"/>
+            <w:shd w:fill="FFFFFF" w:val="clear"/>
+            <w:tcMar>
+              <w:top w:type="dxa" w:w="70"/>
+              <w:left w:type="dxa" w:w="120"/>
+              <w:bottom w:type="dxa" w:w="70"/>
+              <w:right w:type="dxa" w:w="120"/>
+            </w:tcMar>
+          </w:tcPr>
+          <w:p>
+            <w:pPr>
+              <w:spacing w:after="0"/>
+            </w:pPr>
+            <w:r>
+              <w:rPr>
+                <w:sz w:val="21"/>
+                <w:szCs w:val="21"/>
+              </w:rPr>
+              <w:t xml:space="preserve">Een manier waarop je eigen programma rechtstreeks met Claude praat, betaald per token.</w:t>
+            </w:r>
+          </w:p>
+        </w:tc>
+      </w:tr>
+    </w:tbl>
+    <w:p>
+      <w:pPr>
+        <w:spacing w:after="80" w:line="120" w:lineRule="exact"/>
+      </w:pPr>
+    </w:p>
+    <w:p>
+      <w:pPr>
         <w:pStyle w:val="Heading1"/>
         <w:keepNext/>
         <w:keepLines/>
@@ -4987,7 +6393,7 @@
         <w:spacing w:after="100" w:line="262"/>
       </w:pPr>
       <w:r>
-        <w:t xml:space="preserve">Als je Niveau Nul en dit Niveau Één-boek doorlopen hebt, weet je Claude goed in te stellen, echte resultaten te produceren, data verantwoord te beheren, je source veilig en gedeeld te houden, een stap in Code en Claude Design te zetten, en een kleine agent te draaien. Dat is het meeste van wat de meeste mensen nodig hebben.</w:t>
+        <w:t xml:space="preserve">Als je Niveau Nul en dit Niveau Één-boek doorlopen hebt, weet je Claude goed in te stellen, echte resultaten te produceren, data verantwoord te beheren, je source veilig en gedeeld te houden, een stap in Code en Claude Design te zetten, en een kleine agent te draaien. In mijn ervaring dekt dat het meeste van wat je dagelijks nodig hebt.</w:t>
       </w:r>
     </w:p>
     <w:p>

--- a/source/nl/2-level-one.docx
+++ b/source/nl/2-level-one.docx
@@ -426,6 +426,68 @@
         </w:tc>
       </w:tr>
     </w:tbl>
+    <w:tbl>
+      <w:tblPr>
+        <w:tblW w:type="dxa" w:w="9026"/>
+      </w:tblPr>
+      <w:tblGrid>
+        <w:gridCol w:w="9026"/>
+      </w:tblGrid>
+      <w:tr>
+        <w:trPr>
+          <w:cantSplit/>
+        </w:trPr>
+        <w:tc>
+          <w:tcPr>
+            <w:tcW w:type="dxa" w:w="9026"/>
+            <w:tcBorders>
+              <w:top w:val="single" w:color="B7892B" w:sz="2"/>
+              <w:left w:val="single" w:color="B7892B" w:sz="18"/>
+              <w:bottom w:val="single" w:color="B7892B" w:sz="2"/>
+              <w:right w:val="single" w:color="B7892B" w:sz="2"/>
+            </w:tcBorders>
+            <w:shd w:fill="FFF6E0" w:val="clear"/>
+            <w:tcMar>
+              <w:top w:type="dxa" w:w="120"/>
+              <w:left w:type="dxa" w:w="200"/>
+              <w:bottom w:type="dxa" w:w="120"/>
+              <w:right w:type="dxa" w:w="160"/>
+            </w:tcMar>
+          </w:tcPr>
+          <w:p>
+            <w:pPr>
+              <w:keepNext/>
+              <w:spacing w:after="60"/>
+            </w:pPr>
+            <w:r>
+              <w:rPr>
+                <w:b/>
+                <w:bCs/>
+                <w:color w:val="B7892B"/>
+                <w:sz w:val="22"/>
+                <w:szCs w:val="22"/>
+              </w:rPr>
+              <w:t xml:space="preserve">Chat en Cowork worden één app</w:t>
+            </w:r>
+          </w:p>
+          <w:p>
+            <w:pPr>
+              <w:keepLines/>
+              <w:widowControl/>
+              <w:spacing w:after="60" w:line="262"/>
+            </w:pPr>
+            <w:r>
+              <w:t xml:space="preserve">Sinds eind september 2026 voegt Anthropic Chat en Cowork samen tot één Claude-app, eerst op Pro en Max. Waar deze gids Cowork zegt, zie je misschien gewoon Claude. De ideeën en gewoonten blijven dezelfde.</w:t>
+            </w:r>
+          </w:p>
+        </w:tc>
+      </w:tr>
+    </w:tbl>
+    <w:p>
+      <w:pPr>
+        <w:spacing w:after="80" w:line="120" w:lineRule="exact"/>
+      </w:pPr>
+    </w:p>
     <w:tbl>
       <w:tblPr>
         <w:tblW w:type="dxa" w:w="9026"/>
@@ -1642,7 +1704,7 @@
         <w:t xml:space="preserve">Bewaar het </w:t>
       </w:r>
       <w:r>
-        <w:t xml:space="preserve">in de app, onder Settings, Capabilities. Een skill verbetert alleen als je zijn bestand bewerkt.</w:t>
+        <w:t xml:space="preserve">in de app, onder Customize en dan Skills. Een skill verbetert alleen als je zijn bestand bewerkt.</w:t>
       </w:r>
     </w:p>
     <w:tbl>

--- a/source/nl/2-level-one.docx
+++ b/source/nl/2-level-one.docx
@@ -136,6 +136,45 @@
           <w:szCs w:val="20"/>
         </w:rPr>
         <w:t xml:space="preserve">Versie 2.2 — September 2026</w:t>
+      </w:r>
+    </w:p>
+    <w:p>
+      <w:pPr>
+        <w:spacing w:before="240" w:after="120"/>
+        <w:jc w:val="center"/>
+      </w:pPr>
+      <w:r>
+        <w:drawing>
+          <wp:inline distT="0" distB="0" distL="0" distR="0">
+            <wp:extent cx="1142307" cy="2160000"/>
+            <wp:docPr id="907" name="Mascot 7" descr="Mascot"/>
+            <a:graphic xmlns:a="http://schemas.openxmlformats.org/drawingml/2006/main">
+              <a:graphicData uri="http://schemas.openxmlformats.org/drawingml/2006/picture">
+                <pic:pic xmlns:pic="http://schemas.openxmlformats.org/drawingml/2006/picture">
+                  <pic:nvPicPr>
+                    <pic:cNvPr id="907" name="img7.png"/>
+                    <pic:cNvPicPr/>
+                  </pic:nvPicPr>
+                  <pic:blipFill>
+                    <a:blip r:embed="rIdImg7"/>
+                    <a:stretch>
+                      <a:fillRect/>
+                    </a:stretch>
+                  </pic:blipFill>
+                  <pic:spPr>
+                    <a:xfrm>
+                      <a:off x="0" y="0"/>
+                      <a:ext cx="1142307" cy="2160000"/>
+                    </a:xfrm>
+                    <a:prstGeom prst="rect">
+                      <a:avLst/>
+                    </a:prstGeom>
+                  </pic:spPr>
+                </pic:pic>
+              </a:graphicData>
+            </a:graphic>
+          </wp:inline>
+        </w:drawing>
       </w:r>
     </w:p>
     <w:p>
@@ -490,6 +529,7 @@
     </w:p>
     <w:tbl>
       <w:tblPr>
+        <w:tblLayout w:type="fixed"/>
         <w:tblW w:type="dxa" w:w="9026"/>
         <w:tblBorders>
           <w:top w:val="single" w:color="auto" w:sz="4"/>
@@ -501,7 +541,8 @@
         </w:tblBorders>
       </w:tblPr>
       <w:tblGrid>
-        <w:gridCol w:w="9026"/>
+        <w:gridCol w:w="1150"/>
+        <w:gridCol w:w="7876"/>
       </w:tblGrid>
       <w:tr>
         <w:trPr>
@@ -509,11 +550,69 @@
         </w:trPr>
         <w:tc>
           <w:tcPr>
-            <w:tcW w:type="dxa" w:w="9026"/>
+            <w:tcW w:type="dxa" w:w="1150"/>
             <w:tcBorders>
               <w:top w:val="single" w:color="2E7D32" w:sz="2"/>
               <w:left w:val="single" w:color="2E7D32" w:sz="18"/>
               <w:bottom w:val="single" w:color="2E7D32" w:sz="2"/>
+              <w:right w:val="nil"/>
+            </w:tcBorders>
+            <w:shd w:fill="EAF3EA" w:val="clear"/>
+            <w:tcMar>
+              <w:top w:type="dxa" w:w="80"/>
+              <w:left w:type="dxa" w:w="120"/>
+              <w:bottom w:type="dxa" w:w="80"/>
+              <w:right w:type="dxa" w:w="60"/>
+            </w:tcMar>
+            <w:vAlign w:val="center"/>
+          </w:tcPr>
+          <w:p>
+            <w:pPr>
+              <w:spacing w:after="0"/>
+              <w:jc w:val="center"/>
+            </w:pPr>
+            <w:r>
+              <w:drawing>
+                <wp:inline distT="0" distB="0" distL="0" distR="0">
+                  <wp:extent cx="387692" cy="576000"/>
+                  <wp:docPr id="901" name="Mascot 1" descr="Mascot"/>
+                  <a:graphic xmlns:a="http://schemas.openxmlformats.org/drawingml/2006/main">
+                    <a:graphicData uri="http://schemas.openxmlformats.org/drawingml/2006/picture">
+                      <pic:pic xmlns:pic="http://schemas.openxmlformats.org/drawingml/2006/picture">
+                        <pic:nvPicPr>
+                          <pic:cNvPr id="901" name="img1.png"/>
+                          <pic:cNvPicPr/>
+                        </pic:nvPicPr>
+                        <pic:blipFill>
+                          <a:blip r:embed="rIdImg1"/>
+                          <a:stretch>
+                            <a:fillRect/>
+                          </a:stretch>
+                        </pic:blipFill>
+                        <pic:spPr>
+                          <a:xfrm>
+                            <a:off x="0" y="0"/>
+                            <a:ext cx="387692" cy="576000"/>
+                          </a:xfrm>
+                          <a:prstGeom prst="rect">
+                            <a:avLst/>
+                          </a:prstGeom>
+                        </pic:spPr>
+                      </pic:pic>
+                    </a:graphicData>
+                  </a:graphic>
+                </wp:inline>
+              </w:drawing>
+            </w:r>
+          </w:p>
+        </w:tc>
+        <w:tc>
+          <w:tcPr>
+            <w:tcW w:type="dxa" w:w="7876"/>
+            <w:tcBorders>
+              <w:top w:val="single" w:color="2E7D32" w:sz="2"/>
+              <w:left w:val="nil"/>
+              <w:bottom w:val="single" w:color="2E7D32" w:sz="2"/>
               <w:right w:val="single" w:color="2E7D32" w:sz="2"/>
             </w:tcBorders>
             <w:shd w:fill="EAF3EA" w:val="clear"/>
@@ -523,6 +622,7 @@
               <w:bottom w:type="dxa" w:w="120"/>
               <w:right w:type="dxa" w:w="160"/>
             </w:tcMar>
+            <w:vAlign w:val="center"/>
           </w:tcPr>
           <w:p>
             <w:pPr>
@@ -1417,6 +1517,7 @@
     </w:p>
     <w:tbl>
       <w:tblPr>
+        <w:tblLayout w:type="fixed"/>
         <w:tblW w:type="dxa" w:w="9026"/>
         <w:tblBorders>
           <w:top w:val="single" w:color="auto" w:sz="4"/>
@@ -1428,7 +1529,8 @@
         </w:tblBorders>
       </w:tblPr>
       <w:tblGrid>
-        <w:gridCol w:w="9026"/>
+        <w:gridCol w:w="1150"/>
+        <w:gridCol w:w="7876"/>
       </w:tblGrid>
       <w:tr>
         <w:trPr>
@@ -1436,11 +1538,69 @@
         </w:trPr>
         <w:tc>
           <w:tcPr>
-            <w:tcW w:type="dxa" w:w="9026"/>
+            <w:tcW w:type="dxa" w:w="1150"/>
             <w:tcBorders>
               <w:top w:val="single" w:color="B23A3A" w:sz="2"/>
               <w:left w:val="single" w:color="B23A3A" w:sz="18"/>
               <w:bottom w:val="single" w:color="B23A3A" w:sz="2"/>
+              <w:right w:val="nil"/>
+            </w:tcBorders>
+            <w:shd w:fill="FBEAEA" w:val="clear"/>
+            <w:tcMar>
+              <w:top w:type="dxa" w:w="80"/>
+              <w:left w:type="dxa" w:w="120"/>
+              <w:bottom w:type="dxa" w:w="80"/>
+              <w:right w:type="dxa" w:w="60"/>
+            </w:tcMar>
+            <w:vAlign w:val="center"/>
+          </w:tcPr>
+          <w:p>
+            <w:pPr>
+              <w:spacing w:after="0"/>
+              <w:jc w:val="center"/>
+            </w:pPr>
+            <w:r>
+              <w:drawing>
+                <wp:inline distT="0" distB="0" distL="0" distR="0">
+                  <wp:extent cx="409846" cy="576000"/>
+                  <wp:docPr id="902" name="Mascot 2" descr="Mascot"/>
+                  <a:graphic xmlns:a="http://schemas.openxmlformats.org/drawingml/2006/main">
+                    <a:graphicData uri="http://schemas.openxmlformats.org/drawingml/2006/picture">
+                      <pic:pic xmlns:pic="http://schemas.openxmlformats.org/drawingml/2006/picture">
+                        <pic:nvPicPr>
+                          <pic:cNvPr id="902" name="img2.png"/>
+                          <pic:cNvPicPr/>
+                        </pic:nvPicPr>
+                        <pic:blipFill>
+                          <a:blip r:embed="rIdImg2"/>
+                          <a:stretch>
+                            <a:fillRect/>
+                          </a:stretch>
+                        </pic:blipFill>
+                        <pic:spPr>
+                          <a:xfrm>
+                            <a:off x="0" y="0"/>
+                            <a:ext cx="409846" cy="576000"/>
+                          </a:xfrm>
+                          <a:prstGeom prst="rect">
+                            <a:avLst/>
+                          </a:prstGeom>
+                        </pic:spPr>
+                      </pic:pic>
+                    </a:graphicData>
+                  </a:graphic>
+                </wp:inline>
+              </w:drawing>
+            </w:r>
+          </w:p>
+        </w:tc>
+        <w:tc>
+          <w:tcPr>
+            <w:tcW w:type="dxa" w:w="7876"/>
+            <w:tcBorders>
+              <w:top w:val="single" w:color="B23A3A" w:sz="2"/>
+              <w:left w:val="nil"/>
+              <w:bottom w:val="single" w:color="B23A3A" w:sz="2"/>
               <w:right w:val="single" w:color="B23A3A" w:sz="2"/>
             </w:tcBorders>
             <w:shd w:fill="FBEAEA" w:val="clear"/>
@@ -1450,6 +1610,7 @@
               <w:bottom w:type="dxa" w:w="120"/>
               <w:right w:type="dxa" w:w="160"/>
             </w:tcMar>
+            <w:vAlign w:val="center"/>
           </w:tcPr>
           <w:p>
             <w:pPr>
@@ -2231,6 +2392,7 @@
     </w:p>
     <w:tbl>
       <w:tblPr>
+        <w:tblLayout w:type="fixed"/>
         <w:tblW w:type="dxa" w:w="9026"/>
         <w:tblBorders>
           <w:top w:val="single" w:color="auto" w:sz="4"/>
@@ -2242,7 +2404,8 @@
         </w:tblBorders>
       </w:tblPr>
       <w:tblGrid>
-        <w:gridCol w:w="9026"/>
+        <w:gridCol w:w="1150"/>
+        <w:gridCol w:w="7876"/>
       </w:tblGrid>
       <w:tr>
         <w:trPr>
@@ -2250,11 +2413,69 @@
         </w:trPr>
         <w:tc>
           <w:tcPr>
-            <w:tcW w:type="dxa" w:w="9026"/>
+            <w:tcW w:type="dxa" w:w="1150"/>
             <w:tcBorders>
               <w:top w:val="single" w:color="B23A3A" w:sz="2"/>
               <w:left w:val="single" w:color="B23A3A" w:sz="18"/>
               <w:bottom w:val="single" w:color="B23A3A" w:sz="2"/>
+              <w:right w:val="nil"/>
+            </w:tcBorders>
+            <w:shd w:fill="FBEAEA" w:val="clear"/>
+            <w:tcMar>
+              <w:top w:type="dxa" w:w="80"/>
+              <w:left w:type="dxa" w:w="120"/>
+              <w:bottom w:type="dxa" w:w="80"/>
+              <w:right w:type="dxa" w:w="60"/>
+            </w:tcMar>
+            <w:vAlign w:val="center"/>
+          </w:tcPr>
+          <w:p>
+            <w:pPr>
+              <w:spacing w:after="0"/>
+              <w:jc w:val="center"/>
+            </w:pPr>
+            <w:r>
+              <w:drawing>
+                <wp:inline distT="0" distB="0" distL="0" distR="0">
+                  <wp:extent cx="409846" cy="576000"/>
+                  <wp:docPr id="903" name="Mascot 3" descr="Mascot"/>
+                  <a:graphic xmlns:a="http://schemas.openxmlformats.org/drawingml/2006/main">
+                    <a:graphicData uri="http://schemas.openxmlformats.org/drawingml/2006/picture">
+                      <pic:pic xmlns:pic="http://schemas.openxmlformats.org/drawingml/2006/picture">
+                        <pic:nvPicPr>
+                          <pic:cNvPr id="903" name="img3.png"/>
+                          <pic:cNvPicPr/>
+                        </pic:nvPicPr>
+                        <pic:blipFill>
+                          <a:blip r:embed="rIdImg3"/>
+                          <a:stretch>
+                            <a:fillRect/>
+                          </a:stretch>
+                        </pic:blipFill>
+                        <pic:spPr>
+                          <a:xfrm>
+                            <a:off x="0" y="0"/>
+                            <a:ext cx="409846" cy="576000"/>
+                          </a:xfrm>
+                          <a:prstGeom prst="rect">
+                            <a:avLst/>
+                          </a:prstGeom>
+                        </pic:spPr>
+                      </pic:pic>
+                    </a:graphicData>
+                  </a:graphic>
+                </wp:inline>
+              </w:drawing>
+            </w:r>
+          </w:p>
+        </w:tc>
+        <w:tc>
+          <w:tcPr>
+            <w:tcW w:type="dxa" w:w="7876"/>
+            <w:tcBorders>
+              <w:top w:val="single" w:color="B23A3A" w:sz="2"/>
+              <w:left w:val="nil"/>
+              <w:bottom w:val="single" w:color="B23A3A" w:sz="2"/>
               <w:right w:val="single" w:color="B23A3A" w:sz="2"/>
             </w:tcBorders>
             <w:shd w:fill="FBEAEA" w:val="clear"/>
@@ -2264,6 +2485,7 @@
               <w:bottom w:type="dxa" w:w="120"/>
               <w:right w:type="dxa" w:w="160"/>
             </w:tcMar>
+            <w:vAlign w:val="center"/>
           </w:tcPr>
           <w:p>
             <w:pPr>
@@ -3043,6 +3265,7 @@
     </w:p>
     <w:tbl>
       <w:tblPr>
+        <w:tblLayout w:type="fixed"/>
         <w:tblW w:type="dxa" w:w="9026"/>
         <w:tblBorders>
           <w:top w:val="single" w:color="auto" w:sz="4"/>
@@ -3054,7 +3277,8 @@
         </w:tblBorders>
       </w:tblPr>
       <w:tblGrid>
-        <w:gridCol w:w="9026"/>
+        <w:gridCol w:w="1150"/>
+        <w:gridCol w:w="7876"/>
       </w:tblGrid>
       <w:tr>
         <w:trPr>
@@ -3062,11 +3286,69 @@
         </w:trPr>
         <w:tc>
           <w:tcPr>
-            <w:tcW w:type="dxa" w:w="9026"/>
+            <w:tcW w:type="dxa" w:w="1150"/>
             <w:tcBorders>
               <w:top w:val="single" w:color="B23A3A" w:sz="2"/>
               <w:left w:val="single" w:color="B23A3A" w:sz="18"/>
               <w:bottom w:val="single" w:color="B23A3A" w:sz="2"/>
+              <w:right w:val="nil"/>
+            </w:tcBorders>
+            <w:shd w:fill="FBEAEA" w:val="clear"/>
+            <w:tcMar>
+              <w:top w:type="dxa" w:w="80"/>
+              <w:left w:type="dxa" w:w="120"/>
+              <w:bottom w:type="dxa" w:w="80"/>
+              <w:right w:type="dxa" w:w="60"/>
+            </w:tcMar>
+            <w:vAlign w:val="center"/>
+          </w:tcPr>
+          <w:p>
+            <w:pPr>
+              <w:spacing w:after="0"/>
+              <w:jc w:val="center"/>
+            </w:pPr>
+            <w:r>
+              <w:drawing>
+                <wp:inline distT="0" distB="0" distL="0" distR="0">
+                  <wp:extent cx="409846" cy="576000"/>
+                  <wp:docPr id="904" name="Mascot 4" descr="Mascot"/>
+                  <a:graphic xmlns:a="http://schemas.openxmlformats.org/drawingml/2006/main">
+                    <a:graphicData uri="http://schemas.openxmlformats.org/drawingml/2006/picture">
+                      <pic:pic xmlns:pic="http://schemas.openxmlformats.org/drawingml/2006/picture">
+                        <pic:nvPicPr>
+                          <pic:cNvPr id="904" name="img4.png"/>
+                          <pic:cNvPicPr/>
+                        </pic:nvPicPr>
+                        <pic:blipFill>
+                          <a:blip r:embed="rIdImg4"/>
+                          <a:stretch>
+                            <a:fillRect/>
+                          </a:stretch>
+                        </pic:blipFill>
+                        <pic:spPr>
+                          <a:xfrm>
+                            <a:off x="0" y="0"/>
+                            <a:ext cx="409846" cy="576000"/>
+                          </a:xfrm>
+                          <a:prstGeom prst="rect">
+                            <a:avLst/>
+                          </a:prstGeom>
+                        </pic:spPr>
+                      </pic:pic>
+                    </a:graphicData>
+                  </a:graphic>
+                </wp:inline>
+              </w:drawing>
+            </w:r>
+          </w:p>
+        </w:tc>
+        <w:tc>
+          <w:tcPr>
+            <w:tcW w:type="dxa" w:w="7876"/>
+            <w:tcBorders>
+              <w:top w:val="single" w:color="B23A3A" w:sz="2"/>
+              <w:left w:val="nil"/>
+              <w:bottom w:val="single" w:color="B23A3A" w:sz="2"/>
               <w:right w:val="single" w:color="B23A3A" w:sz="2"/>
             </w:tcBorders>
             <w:shd w:fill="FBEAEA" w:val="clear"/>
@@ -3076,6 +3358,7 @@
               <w:bottom w:type="dxa" w:w="120"/>
               <w:right w:type="dxa" w:w="160"/>
             </w:tcMar>
+            <w:vAlign w:val="center"/>
           </w:tcPr>
           <w:p>
             <w:pPr>
@@ -3727,6 +4010,7 @@
     </w:p>
     <w:tbl>
       <w:tblPr>
+        <w:tblLayout w:type="fixed"/>
         <w:tblW w:type="dxa" w:w="9026"/>
         <w:tblBorders>
           <w:top w:val="single" w:color="auto" w:sz="4"/>
@@ -3738,7 +4022,8 @@
         </w:tblBorders>
       </w:tblPr>
       <w:tblGrid>
-        <w:gridCol w:w="9026"/>
+        <w:gridCol w:w="1150"/>
+        <w:gridCol w:w="7876"/>
       </w:tblGrid>
       <w:tr>
         <w:trPr>
@@ -3746,11 +4031,69 @@
         </w:trPr>
         <w:tc>
           <w:tcPr>
-            <w:tcW w:type="dxa" w:w="9026"/>
+            <w:tcW w:type="dxa" w:w="1150"/>
             <w:tcBorders>
               <w:top w:val="single" w:color="2E7D32" w:sz="2"/>
               <w:left w:val="single" w:color="2E7D32" w:sz="18"/>
               <w:bottom w:val="single" w:color="2E7D32" w:sz="2"/>
+              <w:right w:val="nil"/>
+            </w:tcBorders>
+            <w:shd w:fill="EAF3EA" w:val="clear"/>
+            <w:tcMar>
+              <w:top w:type="dxa" w:w="80"/>
+              <w:left w:type="dxa" w:w="120"/>
+              <w:bottom w:type="dxa" w:w="80"/>
+              <w:right w:type="dxa" w:w="60"/>
+            </w:tcMar>
+            <w:vAlign w:val="center"/>
+          </w:tcPr>
+          <w:p>
+            <w:pPr>
+              <w:spacing w:after="0"/>
+              <w:jc w:val="center"/>
+            </w:pPr>
+            <w:r>
+              <w:drawing>
+                <wp:inline distT="0" distB="0" distL="0" distR="0">
+                  <wp:extent cx="387692" cy="576000"/>
+                  <wp:docPr id="905" name="Mascot 5" descr="Mascot"/>
+                  <a:graphic xmlns:a="http://schemas.openxmlformats.org/drawingml/2006/main">
+                    <a:graphicData uri="http://schemas.openxmlformats.org/drawingml/2006/picture">
+                      <pic:pic xmlns:pic="http://schemas.openxmlformats.org/drawingml/2006/picture">
+                        <pic:nvPicPr>
+                          <pic:cNvPr id="905" name="img5.png"/>
+                          <pic:cNvPicPr/>
+                        </pic:nvPicPr>
+                        <pic:blipFill>
+                          <a:blip r:embed="rIdImg5"/>
+                          <a:stretch>
+                            <a:fillRect/>
+                          </a:stretch>
+                        </pic:blipFill>
+                        <pic:spPr>
+                          <a:xfrm>
+                            <a:off x="0" y="0"/>
+                            <a:ext cx="387692" cy="576000"/>
+                          </a:xfrm>
+                          <a:prstGeom prst="rect">
+                            <a:avLst/>
+                          </a:prstGeom>
+                        </pic:spPr>
+                      </pic:pic>
+                    </a:graphicData>
+                  </a:graphic>
+                </wp:inline>
+              </w:drawing>
+            </w:r>
+          </w:p>
+        </w:tc>
+        <w:tc>
+          <w:tcPr>
+            <w:tcW w:type="dxa" w:w="7876"/>
+            <w:tcBorders>
+              <w:top w:val="single" w:color="2E7D32" w:sz="2"/>
+              <w:left w:val="nil"/>
+              <w:bottom w:val="single" w:color="2E7D32" w:sz="2"/>
               <w:right w:val="single" w:color="2E7D32" w:sz="2"/>
             </w:tcBorders>
             <w:shd w:fill="EAF3EA" w:val="clear"/>
@@ -3760,6 +4103,7 @@
               <w:bottom w:type="dxa" w:w="120"/>
               <w:right w:type="dxa" w:w="160"/>
             </w:tcMar>
+            <w:vAlign w:val="center"/>
           </w:tcPr>
           <w:p>
             <w:pPr>
@@ -4275,6 +4619,7 @@
     </w:p>
     <w:tbl>
       <w:tblPr>
+        <w:tblLayout w:type="fixed"/>
         <w:tblW w:type="dxa" w:w="9026"/>
         <w:tblBorders>
           <w:top w:val="single" w:color="auto" w:sz="4"/>
@@ -4286,7 +4631,8 @@
         </w:tblBorders>
       </w:tblPr>
       <w:tblGrid>
-        <w:gridCol w:w="9026"/>
+        <w:gridCol w:w="1150"/>
+        <w:gridCol w:w="7876"/>
       </w:tblGrid>
       <w:tr>
         <w:trPr>
@@ -4294,11 +4640,69 @@
         </w:trPr>
         <w:tc>
           <w:tcPr>
-            <w:tcW w:type="dxa" w:w="9026"/>
+            <w:tcW w:type="dxa" w:w="1150"/>
             <w:tcBorders>
               <w:top w:val="single" w:color="2E7D32" w:sz="2"/>
               <w:left w:val="single" w:color="2E7D32" w:sz="18"/>
               <w:bottom w:val="single" w:color="2E7D32" w:sz="2"/>
+              <w:right w:val="nil"/>
+            </w:tcBorders>
+            <w:shd w:fill="EAF3EA" w:val="clear"/>
+            <w:tcMar>
+              <w:top w:type="dxa" w:w="80"/>
+              <w:left w:type="dxa" w:w="120"/>
+              <w:bottom w:type="dxa" w:w="80"/>
+              <w:right w:type="dxa" w:w="60"/>
+            </w:tcMar>
+            <w:vAlign w:val="center"/>
+          </w:tcPr>
+          <w:p>
+            <w:pPr>
+              <w:spacing w:after="0"/>
+              <w:jc w:val="center"/>
+            </w:pPr>
+            <w:r>
+              <w:drawing>
+                <wp:inline distT="0" distB="0" distL="0" distR="0">
+                  <wp:extent cx="387692" cy="576000"/>
+                  <wp:docPr id="906" name="Mascot 6" descr="Mascot"/>
+                  <a:graphic xmlns:a="http://schemas.openxmlformats.org/drawingml/2006/main">
+                    <a:graphicData uri="http://schemas.openxmlformats.org/drawingml/2006/picture">
+                      <pic:pic xmlns:pic="http://schemas.openxmlformats.org/drawingml/2006/picture">
+                        <pic:nvPicPr>
+                          <pic:cNvPr id="906" name="img6.png"/>
+                          <pic:cNvPicPr/>
+                        </pic:nvPicPr>
+                        <pic:blipFill>
+                          <a:blip r:embed="rIdImg6"/>
+                          <a:stretch>
+                            <a:fillRect/>
+                          </a:stretch>
+                        </pic:blipFill>
+                        <pic:spPr>
+                          <a:xfrm>
+                            <a:off x="0" y="0"/>
+                            <a:ext cx="387692" cy="576000"/>
+                          </a:xfrm>
+                          <a:prstGeom prst="rect">
+                            <a:avLst/>
+                          </a:prstGeom>
+                        </pic:spPr>
+                      </pic:pic>
+                    </a:graphicData>
+                  </a:graphic>
+                </wp:inline>
+              </w:drawing>
+            </w:r>
+          </w:p>
+        </w:tc>
+        <w:tc>
+          <w:tcPr>
+            <w:tcW w:type="dxa" w:w="7876"/>
+            <w:tcBorders>
+              <w:top w:val="single" w:color="2E7D32" w:sz="2"/>
+              <w:left w:val="nil"/>
+              <w:bottom w:val="single" w:color="2E7D32" w:sz="2"/>
               <w:right w:val="single" w:color="2E7D32" w:sz="2"/>
             </w:tcBorders>
             <w:shd w:fill="EAF3EA" w:val="clear"/>
@@ -4308,6 +4712,7 @@
               <w:bottom w:type="dxa" w:w="120"/>
               <w:right w:type="dxa" w:w="160"/>
             </w:tcMar>
+            <w:vAlign w:val="center"/>
           </w:tcPr>
           <w:p>
             <w:pPr>

--- a/source/nl/2-level-one.docx
+++ b/source/nl/2-level-one.docx
@@ -135,7 +135,7 @@
           <w:sz w:val="20"/>
           <w:szCs w:val="20"/>
         </w:rPr>
-        <w:t xml:space="preserve">Versie 2.2 — September 2026</w:t>
+        <w:t xml:space="preserve">Versie 2.3 — September 2026</w:t>
       </w:r>
     </w:p>
     <w:p>
@@ -459,7 +459,7 @@
               <w:spacing w:after="100" w:line="262"/>
             </w:pPr>
             <w:r>
-              <w:t xml:space="preserve">Alles hier weerspiegelt Claude in augustus 2026: de modelfamilies Opus, Sonnet, Haiku en Fable, de Cowork desktop-app, en het verenigde home dat Chat, Cowork en je Projects in één zijbalk deelt. Anthropic brengt updates zeer snel uit — vaak in dagen, niet maanden — dus een scherm, een menunaam of een modelnummer kan al verschoven zijn. Als wat je ziet niet met de pagina overeenkomt, vertrouw dan de app en claude.com. De ideeën en gewoonten hier houden stand, ook als de knoppen verhuizen.</w:t>
+              <w:t xml:space="preserve">Alles hier weerspiegelt de Claude-app zoals nagekeken op 29 september 2026: de modellen Opus 5.5, Sonnet 5.5, Haiku 4.5 en Fable 5.1, en de nieuwe enkele app waarin Chat en Cowork één berichtvak delen. Anthropic brengt updates zeer snel uit — vaak in dagen, niet maanden — dus een scherm, een menunaam of een modelnummer kan al verschoven zijn. Als wat je ziet niet met de pagina overeenkomt, vertrouw dan de app en claude.com. De ideeën en gewoonten hier houden stand, ook als de knoppen verhuizen.</w:t>
             </w:r>
           </w:p>
         </w:tc>
@@ -506,7 +506,7 @@
                 <w:sz w:val="22"/>
                 <w:szCs w:val="22"/>
               </w:rPr>
-              <w:t xml:space="preserve">Chat en Cowork worden één app</w:t>
+              <w:t xml:space="preserve">Chat en Cowork zijn nu één app</w:t>
             </w:r>
           </w:p>
           <w:p>
@@ -516,7 +516,7 @@
               <w:spacing w:after="60" w:line="262"/>
             </w:pPr>
             <w:r>
-              <w:t xml:space="preserve">Sinds eind september 2026 voegt Anthropic Chat en Cowork samen tot één Claude-app, eerst op Pro en Max. Waar deze gids Cowork zegt, zie je misschien gewoon Claude. De ideeën en gewoonten blijven dezelfde.</w:t>
+              <w:t xml:space="preserve">Sinds eind september 2026 delen Chat en Cowork één berichtvak, met een Chat | Cowork-schakelaar eronder (eerst op Pro en Max, andere abonnementen volgen). Deze editie is geschreven voor die nieuwe app.</w:t>
             </w:r>
           </w:p>
         </w:tc>
@@ -636,7 +636,7 @@
                 <w:sz w:val="22"/>
                 <w:szCs w:val="22"/>
               </w:rPr>
-              <w:t xml:space="preserve">Wat is nieuw in versie 2.2</w:t>
+              <w:t xml:space="preserve">Wat is nieuw in versie 2.3</w:t>
             </w:r>
           </w:p>
           <w:p>
@@ -647,7 +647,7 @@
               <w:spacing w:after="100" w:line="262"/>
             </w:pPr>
             <w:r>
-              <w:t xml:space="preserve">Toegevoegd: een korte uitleg van elk technisch woord waar het voor het eerst opduikt; een woordenlijst per thema; een noot over welk abonnement je nodig hebt. Bijgewerkt: vuistregels uit mijn eigen ervaring staan nu als ervaring aangeduid, niet als feit.</w:t>
+              <w:t xml:space="preserve">Herschreven voor de nieuwe Claude-app, nagekeken op 29 september 2026: Chat en Cowork in één berichtvak, Web search in het +-menu, connectors onder Customize, Scheduled en Devices in plaats van Dispatch. Huidige modellen: Opus 5.5, Sonnet 5.5, Haiku 4.5, Fable 5.1.</w:t>
             </w:r>
           </w:p>
         </w:tc>
@@ -1378,7 +1378,7 @@
         <w:spacing w:after="100" w:line="262"/>
       </w:pPr>
       <w:r>
-        <w:t xml:space="preserve">Claude klinkt even zeker als het fout zit. Houd Web Search aan, en vraag het zichzelf te controleren: </w:t>
+        <w:t xml:space="preserve">Claude klinkt even zeker als het fout zit. Houd Web search aan (een vinkje in het +-menu), en vraag het zichzelf te controleren: </w:t>
       </w:r>
       <w:r>
         <w:rPr>
@@ -1406,7 +1406,7 @@
         <w:spacing w:after="100" w:line="262"/>
       </w:pPr>
       <w:r>
-        <w:t xml:space="preserve">Een Project is een map met gesprekken die instructies, bestanden en geheugen delen. Zo maak je er één die tijd bespaart in plaats van een rommelbak te worden. Sinds medio 2026 leven je projects in de linker zijbalk van het verenigde home, gedeeld tussen Chat en Cowork — pin de projecten die je gebruikt zodat je ze makkelijk terugvindt.</w:t>
+        <w:t xml:space="preserve">Een Project is een map met gesprekken die instructies, bestanden en geheugen delen. Zo maak je er één die tijd bespaart in plaats van een rommelbak te worden. Je projects staan onder Projects in de linker zijbalk, gedeeld tussen Chat en Cowork — pin de projecten die je gebruikt zodat je ze makkelijk terugvindt.</w:t>
       </w:r>
     </w:p>
     <w:p>
@@ -1927,7 +1927,7 @@
               <w:spacing w:after="100" w:line="262"/>
             </w:pPr>
             <w:r>
-              <w:t xml:space="preserve">Sinds medio 2026 heeft Cowork een « Record a skill »-optie in het +-menu van de desktop-app. In plaats van de stappen te schrijven, neem je je scherm op en praat je over de taak terwijl je hem één keer doet, en Claude maakt van de demonstratie de skill. Het is de makkelijkste weg voor een taak die eenvoudiger te tonen dan te beschrijven is — vooral browsertaken zonder connector. Neem geen wachtwoorden of privé-data op. Op Pro, Max en Team.</w:t>
+              <w:t xml:space="preserve">Cowork toont misschien een « Record a skill »-optie in het +-menu (als je ze ziet). In plaats van de stappen te schrijven, neem je je scherm op en praat je over de taak terwijl je hem één keer doet, en Claude maakt van de demonstratie de skill. Het is de makkelijkste weg voor een taak die eenvoudiger te tonen dan te beschrijven is — vooral browsertaken zonder connector. Neem geen wachtwoorden of privé-data op.</w:t>
             </w:r>
           </w:p>
         </w:tc>
@@ -2003,7 +2003,7 @@
         <w:t xml:space="preserve">MCP</w:t>
       </w:r>
       <w:r>
-        <w:t xml:space="preserve"> (Model Context Protocol). Je voegt ze toe via de Connectors-instellingen (de « + » in een gesprek, of Settings, Connectors). Er zijn drie soorten, en het verschil telt voor vertrouwen:</w:t>
+        <w:t xml:space="preserve"> (Model Context Protocol). Je bekijkt en voegt ze toe via het +-menu → Connectors, of via Customize → Connectors in de linker zijbalk. Er zijn drie soorten, en het verschil telt voor vertrouwen:</w:t>
       </w:r>
     </w:p>
     <w:p>
@@ -2613,7 +2613,7 @@
         <w:t xml:space="preserve">Achtergrond- en geplande taken. </w:t>
       </w:r>
       <w:r>
-        <w:t xml:space="preserve">Werk dat vordert zonder toezicht, en zelfs Dispatch-taken vanaf de telefoon.</w:t>
+        <w:t xml:space="preserve">Werk dat vordert zonder toezicht (Scheduled in de linker zijbalk). Je kunt zelfs een Cowork-taak starten vanaf je telefoon en kiezen welke pc ze uitvoert (+-menu → Devices).</w:t>
       </w:r>
     </w:p>
     <w:p>
@@ -3982,7 +3982,7 @@
         <w:t xml:space="preserve">Plan ze </w:t>
       </w:r>
       <w:r>
-        <w:t xml:space="preserve">om 7 uur op werkdagen (je machine, of een altijd ingeschakelde machine, moet wakker zijn).</w:t>
+        <w:t xml:space="preserve">om 7 uur op werkdagen, met Scheduled in de linker zijbalk of door /schedule te typen (je machine, of een altijd ingeschakelde machine, moet wakker zijn).</w:t>
       </w:r>
     </w:p>
     <w:p>
